--- a/대본/1부/05화_First_Do_No_Harm.docx
+++ b/대본/1부/05화_First_Do_No_Harm.docx
@@ -2,7 +2,7 @@
 <file path=word/document.xml><?xml version="1.0" encoding="utf-8"?>
 <w:document xmlns:w="http://schemas.openxmlformats.org/wordprocessingml/2006/main" xmlns:m="http://schemas.openxmlformats.org/officeDocument/2006/math" xmlns:r="http://schemas.openxmlformats.org/officeDocument/2006/relationships" xmlns:o="urn:schemas-microsoft-com:office:office" xmlns:v="urn:schemas-microsoft-com:vml" xmlns:w10="urn:schemas-microsoft-com:office:word" xmlns:a="http://schemas.openxmlformats.org/drawingml/2006/main" xmlns:pic="http://schemas.openxmlformats.org/drawingml/2006/picture" xmlns:wp="http://schemas.openxmlformats.org/drawingml/2006/wordprocessingDrawing">
   <w:body>
-    <w:bookmarkStart w:id="31" w:name="ship-it-1부-5화"/>
+    <w:bookmarkStart w:id="32" w:name="ship-it-1부-5화"/>
     <w:p>
       <w:pPr>
         <w:pStyle w:val="Heading1"/>
@@ -65,7 +65,7 @@
         <w:t xml:space="preserve"> </w:t>
       </w:r>
       <w:r>
-        <w:t xml:space="preserve">- 규칙: 지문 없음. 전 화 100% 「화자명: 대사」. 1턴 15단어 이내.</w:t>
+        <w:t xml:space="preserve">- 규칙: 지문 없음. 전 화 100% 「화자명: 대사」. 1턴 15단어 이내 + 긴 턴 10~15회(25~35단어).</w:t>
       </w:r>
       <w:r>
         <w:t xml:space="preserve"> </w:t>
@@ -295,13 +295,13 @@
         </w:numPr>
       </w:pPr>
       <w:r>
-        <w:t xml:space="preserve">ELENA: You were lucky, Lily. Some patients aren’t.</w:t>
-      </w:r>
-      <w:r>
-        <w:t xml:space="preserve"> </w:t>
-      </w:r>
-      <w:r>
-        <w:t xml:space="preserve">엘레나: 운이 좋았어요, 릴리. 그렇지 못한 환자들도 있어요.</w:t>
+        <w:t xml:space="preserve">ELENA: You were lucky, Lily. Some patients aren’t. You came in fast, and the enzyme worked in time, but I’ve seen cases where an hour’s delay meant permanent damage.</w:t>
+      </w:r>
+      <w:r>
+        <w:t xml:space="preserve"> </w:t>
+      </w:r>
+      <w:r>
+        <w:t xml:space="preserve">엘레나: 운이 좋았어요, 릴리. 그렇지 못한 환자들도 있어요. 빨리 왔고 효소도 제때 들었죠. 하지만 한 시간 늦어서 영구적인 손상이 남은 경우도 봤어요.</w:t>
       </w:r>
     </w:p>
     <w:p>
@@ -679,13 +679,13 @@
         </w:numPr>
       </w:pPr>
       <w:r>
-        <w:t xml:space="preserve">NOAH: We need a doctor on the team. Not an advisor. A co-founder.</w:t>
-      </w:r>
-      <w:r>
-        <w:t xml:space="preserve"> </w:t>
-      </w:r>
-      <w:r>
-        <w:t xml:space="preserve">노아: 팀에 의사가 필요해요. 자문이 아니라 공동창업자로요.</w:t>
+        <w:t xml:space="preserve">NOAH: We need a doctor on the team. Not an advisor who reads a report once a month, but a co-founder who helps make the decisions, especially the hard ones about safety.</w:t>
+      </w:r>
+      <w:r>
+        <w:t xml:space="preserve"> </w:t>
+      </w:r>
+      <w:r>
+        <w:t xml:space="preserve">노아: 팀에 의사가 필요해요. 한 달에 한 번 보고서나 읽는 자문이 아니라, 결정을 함께 내리는 공동창업자요. 특히 안전에 관한 어려운 결정을요.</w:t>
       </w:r>
     </w:p>
     <w:p>
@@ -730,13 +730,13 @@
         </w:numPr>
       </w:pPr>
       <w:r>
-        <w:t xml:space="preserve">ELENA: Noah, I have a clinic. Patients. Staff who depend on me.</w:t>
-      </w:r>
-      <w:r>
-        <w:t xml:space="preserve"> </w:t>
-      </w:r>
-      <w:r>
-        <w:t xml:space="preserve">엘레나: 노아, 난 병원이 있어요. 환자들도, 나만 바라보는 직원들도요.</w:t>
+        <w:t xml:space="preserve">ELENA: Noah, I have a clinic. Patients. Staff who depend on me. I built this practice over many years, and I can’t just walk away from it for a napkin drawing.</w:t>
+      </w:r>
+      <w:r>
+        <w:t xml:space="preserve"> </w:t>
+      </w:r>
+      <w:r>
+        <w:t xml:space="preserve">엘레나: 노아, 난 병원이 있어요. 환자들도, 나만 바라보는 직원들도요. 오랜 세월에 걸쳐 일군 병원인데, 냅킨 그림 하나 때문에 그냥 떠날 순 없어요.</w:t>
       </w:r>
     </w:p>
     <w:p>
@@ -968,13 +968,13 @@
         </w:numPr>
       </w:pPr>
       <w:r>
-        <w:t xml:space="preserve">ELENA: Officially? Maybe two. Most cases are never reported.</w:t>
-      </w:r>
-      <w:r>
-        <w:t xml:space="preserve"> </w:t>
-      </w:r>
-      <w:r>
-        <w:t xml:space="preserve">엘레나: 공식적으로요? 두 건쯤. 대부분은 보고조차 안 돼요.</w:t>
+        <w:t xml:space="preserve">ELENA: Officially? Maybe two. Most cases are never reported, because the paperwork takes time, and many doctors simply treat the patient and move on to the next emergency.</w:t>
+      </w:r>
+      <w:r>
+        <w:t xml:space="preserve"> </w:t>
+      </w:r>
+      <w:r>
+        <w:t xml:space="preserve">엘레나: 공식적으로요? 두 건쯤. 대부분은 보고조차 안 돼요. 서류 작업에 시간이 걸리니까, 많은 의사들이 그냥 환자를 치료하고 다음 응급 환자로 넘어가거든요.</w:t>
       </w:r>
     </w:p>
     <w:p>
@@ -1097,13 +1097,13 @@
         </w:numPr>
       </w:pPr>
       <w:r>
-        <w:t xml:space="preserve">NOAH: I hear your concerns. Your clinic stays open. You keep your patients.</w:t>
-      </w:r>
-      <w:r>
-        <w:t xml:space="preserve"> </w:t>
-      </w:r>
-      <w:r>
-        <w:t xml:space="preserve">노아: 무슨 걱정인지 알아요. 병원은 그대로 운영하고, 환자도 계속 보시는 거예요.</w:t>
+        <w:t xml:space="preserve">NOAH: I hear your concerns. Your clinic stays open, and you keep your patients. We’d only need your time in the evenings and some weekends, at least until we raise real money.</w:t>
+      </w:r>
+      <w:r>
+        <w:t xml:space="preserve"> </w:t>
+      </w:r>
+      <w:r>
+        <w:t xml:space="preserve">노아: 무슨 걱정인지 알아요. 병원은 그대로 운영하고, 환자도 계속 보시는 거예요. 적어도 진짜 투자를 받을 때까지는 저녁 시간과 몇몇 주말만 내주시면 돼요.</w:t>
       </w:r>
     </w:p>
     <w:p>
@@ -1148,13 +1148,13 @@
         </w:numPr>
       </w:pPr>
       <w:r>
-        <w:t xml:space="preserve">ELENA: Exactly. Doctors with equity must disclose it. And patients notice.</w:t>
-      </w:r>
-      <w:r>
-        <w:t xml:space="preserve"> </w:t>
-      </w:r>
-      <w:r>
-        <w:t xml:space="preserve">엘레나: 바로 그거예요. 지분이 있는 의사는 반드시 공개해야 해요. 환자들도 알아채고요.</w:t>
+        <w:t xml:space="preserve">ELENA: Exactly. Doctors with equity must disclose it, and patients notice. If a patient ever thinks I’m recommending something for my own profit, I’ve lost their trust forever.</w:t>
+      </w:r>
+      <w:r>
+        <w:t xml:space="preserve"> </w:t>
+      </w:r>
+      <w:r>
+        <w:t xml:space="preserve">엘레나: 바로 그거예요. 지분이 있는 의사는 반드시 공개해야 하고, 환자들도 알아채요. 내가 내 이익 때문에 뭔가를 권한다고 환자가 한 번이라도 생각하면, 그 신뢰는 영영 잃는 거예요.</w:t>
       </w:r>
     </w:p>
     <w:p>
@@ -1250,13 +1250,13 @@
         </w:numPr>
       </w:pPr>
       <w:r>
-        <w:t xml:space="preserve">ELENA: I’ve seen good doctors become salespeople. I won’t become one.</w:t>
-      </w:r>
-      <w:r>
-        <w:t xml:space="preserve"> </w:t>
-      </w:r>
-      <w:r>
-        <w:t xml:space="preserve">엘레나: 좋은 의사가 영업사원이 되는 걸 봤어요. 난 그렇게 되지 않을 거예요.</w:t>
+        <w:t xml:space="preserve">ELENA: I’ve seen good doctors become salespeople. They start with one company, then they’re on stage at every conference, smiling for the camera. I won’t become one of them.</w:t>
+      </w:r>
+      <w:r>
+        <w:t xml:space="preserve"> </w:t>
+      </w:r>
+      <w:r>
+        <w:t xml:space="preserve">엘레나: 좋은 의사가 영업사원이 되는 걸 봤어요. 회사 하나로 시작해서, 나중엔 모든 학회 무대에 올라 카메라 앞에서 웃고 있죠. 난 그런 사람이 되지 않을 거예요.</w:t>
       </w:r>
     </w:p>
     <w:p>
@@ -1301,13 +1301,13 @@
         </w:numPr>
       </w:pPr>
       <w:r>
-        <w:t xml:space="preserve">NOAH: To tell us the truth. Especially when we don’t want to hear it.</w:t>
-      </w:r>
-      <w:r>
-        <w:t xml:space="preserve"> </w:t>
-      </w:r>
-      <w:r>
-        <w:t xml:space="preserve">노아: 진실을 말해 주시는 거요. 특히 우리가 듣기 싫어할 때요.</w:t>
+        <w:t xml:space="preserve">NOAH: To tell us the truth, especially when we don’t want to hear it. I’ll be excited, investors will be impatient, and somebody in the room has to say no.</w:t>
+      </w:r>
+      <w:r>
+        <w:t xml:space="preserve"> </w:t>
+      </w:r>
+      <w:r>
+        <w:t xml:space="preserve">노아: 진실을 말해 주시는 거요. 특히 우리가 듣기 싫어할 때요. 저는 들떠 있을 거고, 투자자들은 조급해할 거예요. 그 자리에서 누군가는 ’안 된다’고 말해야 해요.</w:t>
       </w:r>
     </w:p>
     <w:p>
@@ -1532,13 +1532,13 @@
         </w:numPr>
       </w:pPr>
       <w:r>
-        <w:t xml:space="preserve">NOAH: It means I know exactly what marketing hides. I helped hide it.</w:t>
-      </w:r>
-      <w:r>
-        <w:t xml:space="preserve"> </w:t>
-      </w:r>
-      <w:r>
-        <w:t xml:space="preserve">노아: 마케팅이 뭘 숨기는지 정확히 안다는 뜻이에요. 저도 숨기는 데 한몫했고요.</w:t>
+        <w:t xml:space="preserve">NOAH: It means I know exactly what marketing hides, because I helped hide it. I know which risks go in small print, so I’ll know where to look for them.</w:t>
+      </w:r>
+      <w:r>
+        <w:t xml:space="preserve"> </w:t>
+      </w:r>
+      <w:r>
+        <w:t xml:space="preserve">노아: 마케팅이 뭘 숨기는지 정확히 안다는 뜻이에요. 저도 숨기는 데 한몫했으니까요. 어떤 리스크가 작은 글씨로 들어가는지 알기 때문에, 어디를 봐야 하는지도 알 거예요.</w:t>
       </w:r>
     </w:p>
     <w:p>
@@ -1796,13 +1796,13 @@
         </w:numPr>
       </w:pPr>
       <w:r>
-        <w:t xml:space="preserve">PRIYA: I can tell you how I’d find out. Three tests, about six weeks.</w:t>
-      </w:r>
-      <w:r>
-        <w:t xml:space="preserve"> </w:t>
-      </w:r>
-      <w:r>
-        <w:t xml:space="preserve">프리야: 어떻게 알아낼지는 말씀드릴 수 있어요. 시험 세 가지, 6주쯤이요.</w:t>
+        <w:t xml:space="preserve">PRIYA: I can tell you how I’d find out. Three tests, about six weeks. Each test checks something different, and if the gel survives all three, then we’ll have real data instead of hope.</w:t>
+      </w:r>
+      <w:r>
+        <w:t xml:space="preserve"> </w:t>
+      </w:r>
+      <w:r>
+        <w:t xml:space="preserve">프리야: 어떻게 알아낼지는 말씀드릴 수 있어요. 시험 세 가지, 6주쯤이요. 시험마다 확인하는 게 다르고, 젤이 세 가지를 다 견디면 그때는 희망 대신 진짜 데이터가 생기는 거예요.</w:t>
       </w:r>
     </w:p>
     <w:p>
@@ -1830,13 +1830,13 @@
         </w:numPr>
       </w:pPr>
       <w:r>
-        <w:t xml:space="preserve">PRIYA: Then we redesign the link. Or we stop. Data decides, not Noah.</w:t>
-      </w:r>
-      <w:r>
-        <w:t xml:space="preserve"> </w:t>
-      </w:r>
-      <w:r>
-        <w:t xml:space="preserve">프리야: 그럼 연결고리를 다시 설계하거나, 멈추는 거죠. 노아가 아니라 데이터가 결정해요.</w:t>
+        <w:t xml:space="preserve">PRIYA: Then we redesign the link, or we stop. I won’t fall in love with my own chemistry. Data decides, not Noah, and definitely not the investors.</w:t>
+      </w:r>
+      <w:r>
+        <w:t xml:space="preserve"> </w:t>
+      </w:r>
+      <w:r>
+        <w:t xml:space="preserve">프리야: 그럼 연결고리를 다시 설계하거나, 멈추는 거죠. 제 화학에 빠져서 눈이 멀진 않을 거예요. 노아가 아니라 데이터가 결정해요. 투자자는 더더욱 아니고요.</w:t>
       </w:r>
     </w:p>
     <w:p>
@@ -2095,13 +2095,13 @@
         </w:numPr>
       </w:pPr>
       <w:r>
-        <w:t xml:space="preserve">ELENA: Especially then. That’s when companies cut corners.</w:t>
-      </w:r>
-      <w:r>
-        <w:t xml:space="preserve"> </w:t>
-      </w:r>
-      <w:r>
-        <w:t xml:space="preserve">엘레나: 그럴 때일수록요. 회사들이 편법을 쓰는 게 바로 그때니까.</w:t>
+        <w:t xml:space="preserve">ELENA: Especially then. That’s when companies cut corners. When the money is running out and everyone is tired, the pressure to ship becomes enormous, and that’s exactly when patients get hurt.</w:t>
+      </w:r>
+      <w:r>
+        <w:t xml:space="preserve"> </w:t>
+      </w:r>
+      <w:r>
+        <w:t xml:space="preserve">엘레나: 그럴 때일수록요. 회사들이 편법을 쓰는 게 바로 그때니까. 돈은 떨어져 가고 다들 지쳐 있으면 출시하라는 압박이 엄청나지고, 환자가 다치는 게 바로 그때예요.</w:t>
       </w:r>
     </w:p>
     <w:p>
@@ -2300,7 +2300,7 @@
     </w:p>
     <w:bookmarkEnd w:id="25"/>
     <w:bookmarkEnd w:id="26"/>
-    <w:bookmarkStart w:id="30" w:name="학습-부록"/>
+    <w:bookmarkStart w:id="31" w:name="학습-부록"/>
     <w:p>
       <w:pPr>
         <w:pStyle w:val="Heading2"/>
@@ -3101,8 +3101,391 @@
       </w:r>
     </w:p>
     <w:bookmarkEnd w:id="29"/>
+    <w:bookmarkStart w:id="30" w:name="긴-발화-분석"/>
+    <w:p>
+      <w:pPr>
+        <w:pStyle w:val="Heading3"/>
+      </w:pPr>
+      <w:r>
+        <w:t xml:space="preserve">④ 긴 발화 분석</w:t>
+      </w:r>
+    </w:p>
+    <w:p>
+      <w:pPr>
+        <w:pStyle w:val="BlockText"/>
+      </w:pPr>
+      <w:r>
+        <w:rPr>
+          <w:bCs/>
+          <w:b/>
+        </w:rPr>
+        <w:t xml:space="preserve">109턴 ELENA:</w:t>
+      </w:r>
+      <w:r>
+        <w:t xml:space="preserve"> </w:t>
+      </w:r>
+      <w:r>
+        <w:t xml:space="preserve">“</w:t>
+      </w:r>
+      <w:r>
+        <w:t xml:space="preserve">Especially then. That’s when companies cut corners. When the money is running out and everyone is tired, the pressure to ship becomes enormous, and that’s exactly when patients get hurt.</w:t>
+      </w:r>
+      <w:r>
+        <w:t xml:space="preserve">”</w:t>
+      </w:r>
+    </w:p>
+    <w:tbl>
+      <w:tblPr>
+        <w:tblStyle w:val="Table"/>
+        <w:tblW w:type="pct" w:w="5000"/>
+        <w:tblLook w:firstRow="1" w:lastRow="0" w:firstColumn="0" w:lastColumn="0" w:noHBand="0" w:noVBand="0" w:val="0020"/>
+        <w:jc w:val="start"/>
+      </w:tblPr>
+      <w:tblGrid>
+        <w:gridCol w:w="2640"/>
+        <w:gridCol w:w="2640"/>
+        <w:gridCol w:w="2640"/>
+      </w:tblGrid>
+      <w:tr>
+        <w:trPr>
+          <w:tblHeader w:val="true"/>
+        </w:trPr>
+        <w:tc>
+          <w:tcPr/>
+          <w:p>
+            <w:pPr>
+              <w:pStyle w:val="Compact"/>
+              <w:jc w:val="left"/>
+            </w:pPr>
+            <w:r>
+              <w:t xml:space="preserve">구조</w:t>
+            </w:r>
+          </w:p>
+        </w:tc>
+        <w:tc>
+          <w:tcPr/>
+          <w:p>
+            <w:pPr>
+              <w:pStyle w:val="Compact"/>
+              <w:jc w:val="left"/>
+            </w:pPr>
+            <w:r>
+              <w:t xml:space="preserve">영어</w:t>
+            </w:r>
+          </w:p>
+        </w:tc>
+        <w:tc>
+          <w:tcPr/>
+          <w:p>
+            <w:pPr>
+              <w:pStyle w:val="Compact"/>
+              <w:jc w:val="left"/>
+            </w:pPr>
+            <w:r>
+              <w:t xml:space="preserve">기능</w:t>
+            </w:r>
+          </w:p>
+        </w:tc>
+      </w:tr>
+      <w:tr>
+        <w:tc>
+          <w:tcPr/>
+          <w:p>
+            <w:pPr>
+              <w:pStyle w:val="Compact"/>
+              <w:jc w:val="left"/>
+            </w:pPr>
+            <w:r>
+              <w:t xml:space="preserve">① 반전 강조</w:t>
+            </w:r>
+          </w:p>
+        </w:tc>
+        <w:tc>
+          <w:tcPr/>
+          <w:p>
+            <w:pPr>
+              <w:pStyle w:val="Compact"/>
+              <w:jc w:val="left"/>
+            </w:pPr>
+            <w:r>
+              <w:t xml:space="preserve">Especially then.</w:t>
+            </w:r>
+          </w:p>
+        </w:tc>
+        <w:tc>
+          <w:tcPr/>
+          <w:p>
+            <w:pPr>
+              <w:pStyle w:val="Compact"/>
+              <w:jc w:val="left"/>
+            </w:pPr>
+            <w:r>
+              <w:t xml:space="preserve">상대의 예외 질문을 오히려 핵심 근거로 뒤집음</w:t>
+            </w:r>
+          </w:p>
+        </w:tc>
+      </w:tr>
+      <w:tr>
+        <w:tc>
+          <w:tcPr/>
+          <w:p>
+            <w:pPr>
+              <w:pStyle w:val="Compact"/>
+              <w:jc w:val="left"/>
+            </w:pPr>
+            <w:r>
+              <w:t xml:space="preserve">② 일반 원칙</w:t>
+            </w:r>
+          </w:p>
+        </w:tc>
+        <w:tc>
+          <w:tcPr/>
+          <w:p>
+            <w:pPr>
+              <w:pStyle w:val="Compact"/>
+              <w:jc w:val="left"/>
+            </w:pPr>
+            <w:r>
+              <w:t xml:space="preserve">That’s when companies cut corners.</w:t>
+            </w:r>
+          </w:p>
+        </w:tc>
+        <w:tc>
+          <w:tcPr/>
+          <w:p>
+            <w:pPr>
+              <w:pStyle w:val="Compact"/>
+              <w:jc w:val="left"/>
+            </w:pPr>
+            <w:r>
+              <w:t xml:space="preserve">“</w:t>
+            </w:r>
+            <w:r>
+              <w:t xml:space="preserve">That’s when…</w:t>
+            </w:r>
+            <w:r>
+              <w:t xml:space="preserve">”</w:t>
+            </w:r>
+            <w:r>
+              <w:t xml:space="preserve">으로 경험에서 나온 원칙을 제시</w:t>
+            </w:r>
+          </w:p>
+        </w:tc>
+      </w:tr>
+      <w:tr>
+        <w:tc>
+          <w:tcPr/>
+          <w:p>
+            <w:pPr>
+              <w:pStyle w:val="Compact"/>
+              <w:jc w:val="left"/>
+            </w:pPr>
+            <w:r>
+              <w:t xml:space="preserve">③ 상황 묘사(When절)</w:t>
+            </w:r>
+          </w:p>
+        </w:tc>
+        <w:tc>
+          <w:tcPr/>
+          <w:p>
+            <w:pPr>
+              <w:pStyle w:val="Compact"/>
+              <w:jc w:val="left"/>
+            </w:pPr>
+            <w:r>
+              <w:t xml:space="preserve">When the money is running out and everyone is tired, the pressure to ship becomes enormous,</w:t>
+            </w:r>
+          </w:p>
+        </w:tc>
+        <w:tc>
+          <w:tcPr/>
+          <w:p>
+            <w:pPr>
+              <w:pStyle w:val="Compact"/>
+              <w:jc w:val="left"/>
+            </w:pPr>
+            <w:r>
+              <w:t xml:space="preserve">압박이 커지는 구체적 장면을 그려 줌</w:t>
+            </w:r>
+          </w:p>
+        </w:tc>
+      </w:tr>
+      <w:tr>
+        <w:tc>
+          <w:tcPr/>
+          <w:p>
+            <w:pPr>
+              <w:pStyle w:val="Compact"/>
+              <w:jc w:val="left"/>
+            </w:pPr>
+            <w:r>
+              <w:t xml:space="preserve">④ 결과(최악)</w:t>
+            </w:r>
+          </w:p>
+        </w:tc>
+        <w:tc>
+          <w:tcPr/>
+          <w:p>
+            <w:pPr>
+              <w:pStyle w:val="Compact"/>
+              <w:jc w:val="left"/>
+            </w:pPr>
+            <w:r>
+              <w:t xml:space="preserve">and that’s exactly when patients get hurt.</w:t>
+            </w:r>
+          </w:p>
+        </w:tc>
+        <w:tc>
+          <w:tcPr/>
+          <w:p>
+            <w:pPr>
+              <w:pStyle w:val="Compact"/>
+              <w:jc w:val="left"/>
+            </w:pPr>
+            <w:r>
+              <w:t xml:space="preserve">같은</w:t>
+            </w:r>
+            <w:r>
+              <w:t xml:space="preserve"> </w:t>
+            </w:r>
+            <w:r>
+              <w:t xml:space="preserve">“</w:t>
+            </w:r>
+            <w:r>
+              <w:t xml:space="preserve">that’s when</w:t>
+            </w:r>
+            <w:r>
+              <w:t xml:space="preserve">”</w:t>
+            </w:r>
+            <w:r>
+              <w:t xml:space="preserve">을 반복해 결론을 못 박음</w:t>
+            </w:r>
+          </w:p>
+        </w:tc>
+      </w:tr>
+    </w:tbl>
+    <w:p>
+      <w:pPr>
+        <w:pStyle w:val="BodyText"/>
+      </w:pPr>
+      <w:r>
+        <w:rPr>
+          <w:bCs/>
+          <w:b/>
+        </w:rPr>
+        <w:t xml:space="preserve">활용 패턴:</w:t>
+      </w:r>
+      <w:r>
+        <w:t xml:space="preserve"> </w:t>
+      </w:r>
+      <w:r>
+        <w:t xml:space="preserve">“</w:t>
+      </w:r>
+      <w:r>
+        <w:t xml:space="preserve">Especially then.</w:t>
+      </w:r>
+      <w:r>
+        <w:t xml:space="preserve">”</w:t>
+      </w:r>
+      <w:r>
+        <w:t xml:space="preserve"> </w:t>
+      </w:r>
+      <w:r>
+        <w:t xml:space="preserve">→</w:t>
+      </w:r>
+      <w:r>
+        <w:t xml:space="preserve"> </w:t>
+      </w:r>
+      <w:r>
+        <w:t xml:space="preserve">“</w:t>
+      </w:r>
+      <w:r>
+        <w:t xml:space="preserve">That’s when A.</w:t>
+      </w:r>
+      <w:r>
+        <w:t xml:space="preserve">”</w:t>
+      </w:r>
+      <w:r>
+        <w:t xml:space="preserve"> </w:t>
+      </w:r>
+      <w:r>
+        <w:t xml:space="preserve">→</w:t>
+      </w:r>
+      <w:r>
+        <w:t xml:space="preserve"> </w:t>
+      </w:r>
+      <w:r>
+        <w:t xml:space="preserve">“</w:t>
+      </w:r>
+      <w:r>
+        <w:t xml:space="preserve">When B, C.</w:t>
+      </w:r>
+      <w:r>
+        <w:t xml:space="preserve">”</w:t>
+      </w:r>
+      <w:r>
+        <w:t xml:space="preserve"> </w:t>
+      </w:r>
+      <w:r>
+        <w:t xml:space="preserve">→</w:t>
+      </w:r>
+      <w:r>
+        <w:t xml:space="preserve"> </w:t>
+      </w:r>
+      <w:r>
+        <w:t xml:space="preserve">“</w:t>
+      </w:r>
+      <w:r>
+        <w:t xml:space="preserve">that’s exactly when D.</w:t>
+      </w:r>
+      <w:r>
+        <w:t xml:space="preserve">”</w:t>
+      </w:r>
+      <w:r>
+        <w:t xml:space="preserve"> </w:t>
+      </w:r>
+      <w:r>
+        <w:rPr>
+          <w:bCs/>
+          <w:b/>
+        </w:rPr>
+        <w:t xml:space="preserve">연결 표현:</w:t>
+      </w:r>
+      <w:r>
+        <w:t xml:space="preserve"> </w:t>
+      </w:r>
+      <w:r>
+        <w:t xml:space="preserve">especially then(그럴 때일수록) · cut corners(편법을 쓰다, 절차를 생략하다) · that’s exactly when…(바로 그때 ~한다)</w:t>
+      </w:r>
+      <w:r>
+        <w:t xml:space="preserve"> </w:t>
+      </w:r>
+      <w:r>
+        <w:rPr>
+          <w:bCs/>
+          <w:b/>
+        </w:rPr>
+        <w:t xml:space="preserve">연습:</w:t>
+      </w:r>
+      <w:r>
+        <w:t xml:space="preserve"> </w:t>
+      </w:r>
+      <w:r>
+        <w:t xml:space="preserve">“</w:t>
+      </w:r>
+      <w:r>
+        <w:t xml:space="preserve">마감이 급해도 검수를 생략할 수 없다</w:t>
+      </w:r>
+      <w:r>
+        <w:t xml:space="preserve">”</w:t>
+      </w:r>
+      <w:r>
+        <w:t xml:space="preserve">는 원칙을 같은 구조로 30단어 안팎으로 설명해 보기.</w:t>
+      </w:r>
+    </w:p>
     <w:bookmarkEnd w:id="30"/>
     <w:bookmarkEnd w:id="31"/>
+    <w:bookmarkEnd w:id="32"/>
     <w:sectPr/>
   </w:body>
 </w:document>

--- a/대본/1부/05화_First_Do_No_Harm.docx
+++ b/대본/1부/05화_First_Do_No_Harm.docx
@@ -2,7 +2,7 @@
 <file path=word/document.xml><?xml version="1.0" encoding="utf-8"?>
 <w:document xmlns:w="http://schemas.openxmlformats.org/wordprocessingml/2006/main" xmlns:m="http://schemas.openxmlformats.org/officeDocument/2006/math" xmlns:r="http://schemas.openxmlformats.org/officeDocument/2006/relationships" xmlns:o="urn:schemas-microsoft-com:office:office" xmlns:v="urn:schemas-microsoft-com:vml" xmlns:w10="urn:schemas-microsoft-com:office:word" xmlns:a="http://schemas.openxmlformats.org/drawingml/2006/main" xmlns:pic="http://schemas.openxmlformats.org/drawingml/2006/picture" xmlns:wp="http://schemas.openxmlformats.org/drawingml/2006/wordprocessingDrawing">
   <w:body>
-    <w:bookmarkStart w:id="32" w:name="ship-it-1부-5화"/>
+    <w:bookmarkStart w:id="38" w:name="ship-it-1부-5화"/>
     <w:p>
       <w:pPr>
         <w:pStyle w:val="Heading1"/>
@@ -153,257 +153,122 @@
     </w:p>
     <w:p>
       <w:pPr>
-        <w:numPr>
-          <w:ilvl w:val="0"/>
-          <w:numId w:val="1001"/>
-        </w:numPr>
+        <w:pStyle w:val="FirstParagraph"/>
       </w:pPr>
       <w:r>
         <w:t xml:space="preserve">ELENA: Okay, Lily. Let’s take a look. Chin up a little.</w:t>
       </w:r>
-      <w:r>
-        <w:t xml:space="preserve"> </w:t>
-      </w:r>
-      <w:r>
-        <w:t xml:space="preserve">엘레나: 자, 릴리. 한번 볼게요. 턱을 살짝 들어 볼래요?</w:t>
-      </w:r>
-    </w:p>
-    <w:p>
-      <w:pPr>
-        <w:numPr>
-          <w:ilvl w:val="0"/>
-          <w:numId w:val="1001"/>
-        </w:numPr>
+    </w:p>
+    <w:p>
+      <w:pPr>
+        <w:pStyle w:val="BodyText"/>
       </w:pPr>
       <w:r>
         <w:t xml:space="preserve">LILY: Be honest, Doctor. How bad is it?</w:t>
       </w:r>
-      <w:r>
-        <w:t xml:space="preserve"> </w:t>
-      </w:r>
-      <w:r>
-        <w:t xml:space="preserve">릴리: 솔직하게 말해 주세요, 선생님. 얼마나 심해요?</w:t>
-      </w:r>
-    </w:p>
-    <w:p>
-      <w:pPr>
-        <w:numPr>
-          <w:ilvl w:val="0"/>
-          <w:numId w:val="1001"/>
-        </w:numPr>
+    </w:p>
+    <w:p>
+      <w:pPr>
+        <w:pStyle w:val="BodyText"/>
       </w:pPr>
       <w:r>
         <w:t xml:space="preserve">ELENA: Honestly? Better than I expected. The skin survived.</w:t>
       </w:r>
-      <w:r>
-        <w:t xml:space="preserve"> </w:t>
-      </w:r>
-      <w:r>
-        <w:t xml:space="preserve">엘레나: 솔직히요? 예상보다 좋아요. 피부가 살아났어요.</w:t>
-      </w:r>
-    </w:p>
-    <w:p>
-      <w:pPr>
-        <w:numPr>
-          <w:ilvl w:val="0"/>
-          <w:numId w:val="1001"/>
-        </w:numPr>
+    </w:p>
+    <w:p>
+      <w:pPr>
+        <w:pStyle w:val="BodyText"/>
       </w:pPr>
       <w:r>
         <w:t xml:space="preserve">LILY: But there’s a mark. I can see it in the mirror.</w:t>
       </w:r>
-      <w:r>
-        <w:t xml:space="preserve"> </w:t>
-      </w:r>
-      <w:r>
-        <w:t xml:space="preserve">릴리: 근데 자국이 있어요. 거울로 보여요.</w:t>
-      </w:r>
-    </w:p>
-    <w:p>
-      <w:pPr>
-        <w:numPr>
-          <w:ilvl w:val="0"/>
-          <w:numId w:val="1001"/>
-        </w:numPr>
+    </w:p>
+    <w:p>
+      <w:pPr>
+        <w:pStyle w:val="BodyText"/>
       </w:pPr>
       <w:r>
         <w:t xml:space="preserve">ELENA: A small pink mark on the tip. It will fade.</w:t>
       </w:r>
-      <w:r>
-        <w:t xml:space="preserve"> </w:t>
-      </w:r>
-      <w:r>
-        <w:t xml:space="preserve">엘레나: 코끝에 작은 분홍빛 자국이요. 옅어질 거예요.</w:t>
-      </w:r>
-    </w:p>
-    <w:p>
-      <w:pPr>
-        <w:numPr>
-          <w:ilvl w:val="0"/>
-          <w:numId w:val="1001"/>
-        </w:numPr>
+    </w:p>
+    <w:p>
+      <w:pPr>
+        <w:pStyle w:val="BodyText"/>
       </w:pPr>
       <w:r>
         <w:t xml:space="preserve">NOAH: Completely?</w:t>
       </w:r>
-      <w:r>
-        <w:t xml:space="preserve"> </w:t>
-      </w:r>
-      <w:r>
-        <w:t xml:space="preserve">노아: 완전히요?</w:t>
-      </w:r>
-    </w:p>
-    <w:p>
-      <w:pPr>
-        <w:numPr>
-          <w:ilvl w:val="0"/>
-          <w:numId w:val="1001"/>
-        </w:numPr>
+    </w:p>
+    <w:p>
+      <w:pPr>
+        <w:pStyle w:val="BodyText"/>
       </w:pPr>
       <w:r>
         <w:t xml:space="preserve">ELENA: Mostly. In six months, we can try a laser if needed.</w:t>
       </w:r>
-      <w:r>
-        <w:t xml:space="preserve"> </w:t>
-      </w:r>
-      <w:r>
-        <w:t xml:space="preserve">엘레나: 대부분은요. 6개월 뒤에 필요하면 레이저를 해 볼 수 있어요.</w:t>
-      </w:r>
-    </w:p>
-    <w:p>
-      <w:pPr>
-        <w:numPr>
-          <w:ilvl w:val="0"/>
-          <w:numId w:val="1001"/>
-        </w:numPr>
+    </w:p>
+    <w:p>
+      <w:pPr>
+        <w:pStyle w:val="BodyText"/>
       </w:pPr>
       <w:r>
         <w:t xml:space="preserve">LILY: Six months. Okay. I can live with that.</w:t>
       </w:r>
-      <w:r>
-        <w:t xml:space="preserve"> </w:t>
-      </w:r>
-      <w:r>
-        <w:t xml:space="preserve">릴리: 6개월. 알겠어요. 그 정도는 견딜 수 있어요.</w:t>
-      </w:r>
-    </w:p>
-    <w:p>
-      <w:pPr>
-        <w:numPr>
-          <w:ilvl w:val="0"/>
-          <w:numId w:val="1001"/>
-        </w:numPr>
+    </w:p>
+    <w:p>
+      <w:pPr>
+        <w:pStyle w:val="BodyText"/>
       </w:pPr>
       <w:r>
         <w:t xml:space="preserve">ELENA: You were lucky, Lily. Some patients aren’t. You came in fast, and the enzyme worked in time, but I’ve seen cases where an hour’s delay meant permanent damage.</w:t>
       </w:r>
-      <w:r>
-        <w:t xml:space="preserve"> </w:t>
-      </w:r>
-      <w:r>
-        <w:t xml:space="preserve">엘레나: 운이 좋았어요, 릴리. 그렇지 못한 환자들도 있어요. 빨리 왔고 효소도 제때 들었죠. 하지만 한 시간 늦어서 영구적인 손상이 남은 경우도 봤어요.</w:t>
-      </w:r>
-    </w:p>
-    <w:p>
-      <w:pPr>
-        <w:numPr>
-          <w:ilvl w:val="0"/>
-          <w:numId w:val="1001"/>
-        </w:numPr>
+    </w:p>
+    <w:p>
+      <w:pPr>
+        <w:pStyle w:val="BodyText"/>
       </w:pPr>
       <w:r>
         <w:t xml:space="preserve">LILY: Thank you. Really. You saved my face.</w:t>
       </w:r>
-      <w:r>
-        <w:t xml:space="preserve"> </w:t>
-      </w:r>
-      <w:r>
-        <w:t xml:space="preserve">릴리: 감사해요. 정말로요. 제 얼굴을 살려 주셨어요.</w:t>
-      </w:r>
-    </w:p>
-    <w:p>
-      <w:pPr>
-        <w:numPr>
-          <w:ilvl w:val="0"/>
-          <w:numId w:val="1001"/>
-        </w:numPr>
+    </w:p>
+    <w:p>
+      <w:pPr>
+        <w:pStyle w:val="BodyText"/>
       </w:pPr>
       <w:r>
         <w:t xml:space="preserve">ELENA: You’re welcome. And no more Instagram deals, please.</w:t>
       </w:r>
-      <w:r>
-        <w:t xml:space="preserve"> </w:t>
-      </w:r>
-      <w:r>
-        <w:t xml:space="preserve">엘레나: 천만에요. 그리고 인스타그램 특가는 이제 그만이에요.</w:t>
-      </w:r>
-    </w:p>
-    <w:p>
-      <w:pPr>
-        <w:numPr>
-          <w:ilvl w:val="0"/>
-          <w:numId w:val="1001"/>
-        </w:numPr>
+    </w:p>
+    <w:p>
+      <w:pPr>
+        <w:pStyle w:val="BodyText"/>
       </w:pPr>
       <w:r>
         <w:t xml:space="preserve">LILY: Never again. I promise.</w:t>
       </w:r>
-      <w:r>
-        <w:t xml:space="preserve"> </w:t>
-      </w:r>
-      <w:r>
-        <w:t xml:space="preserve">릴리: 다시는 안 해요. 약속해요.</w:t>
-      </w:r>
-    </w:p>
-    <w:p>
-      <w:pPr>
-        <w:numPr>
-          <w:ilvl w:val="0"/>
-          <w:numId w:val="1001"/>
-        </w:numPr>
+    </w:p>
+    <w:p>
+      <w:pPr>
+        <w:pStyle w:val="BodyText"/>
       </w:pPr>
       <w:r>
         <w:t xml:space="preserve">NOAH: Dr. Ruiz, do you have ten minutes after this?</w:t>
       </w:r>
-      <w:r>
-        <w:t xml:space="preserve"> </w:t>
-      </w:r>
-      <w:r>
-        <w:t xml:space="preserve">노아: 루이스 선생님, 끝나고 10분만 시간 있으세요?</w:t>
-      </w:r>
-    </w:p>
-    <w:p>
-      <w:pPr>
-        <w:numPr>
-          <w:ilvl w:val="0"/>
-          <w:numId w:val="1001"/>
-        </w:numPr>
+    </w:p>
+    <w:p>
+      <w:pPr>
+        <w:pStyle w:val="BodyText"/>
       </w:pPr>
       <w:r>
         <w:t xml:space="preserve">ELENA: I have three more patients. Then maybe.</w:t>
       </w:r>
-      <w:r>
-        <w:t xml:space="preserve"> </w:t>
-      </w:r>
-      <w:r>
-        <w:t xml:space="preserve">엘레나: 환자가 세 명 더 있어요. 그다음이라면 아마도요.</w:t>
-      </w:r>
-    </w:p>
-    <w:p>
-      <w:pPr>
-        <w:numPr>
-          <w:ilvl w:val="0"/>
-          <w:numId w:val="1001"/>
-        </w:numPr>
+    </w:p>
+    <w:p>
+      <w:pPr>
+        <w:pStyle w:val="BodyText"/>
       </w:pPr>
       <w:r>
         <w:t xml:space="preserve">LILY: Say yes, please. He hasn’t stopped talking about it for ten days.</w:t>
-      </w:r>
-      <w:r>
-        <w:t xml:space="preserve"> </w:t>
-      </w:r>
-      <w:r>
-        <w:t xml:space="preserve">릴리: 제발 그러겠다고 해 주세요. 열흘째 그 얘기만 해요.</w:t>
       </w:r>
     </w:p>
     <w:bookmarkEnd w:id="21"/>
@@ -418,597 +283,282 @@
     </w:p>
     <w:p>
       <w:pPr>
-        <w:numPr>
-          <w:ilvl w:val="0"/>
-          <w:numId w:val="1002"/>
-        </w:numPr>
+        <w:pStyle w:val="FirstParagraph"/>
       </w:pPr>
       <w:r>
         <w:t xml:space="preserve">ELENA: All right, Noah. Ten minutes. The clock is running.</w:t>
       </w:r>
-      <w:r>
-        <w:t xml:space="preserve"> </w:t>
-      </w:r>
-      <w:r>
-        <w:t xml:space="preserve">엘레나: 좋아요, 노아. 10분이에요. 시간 재기 시작했어요.</w:t>
-      </w:r>
-    </w:p>
-    <w:p>
-      <w:pPr>
-        <w:numPr>
-          <w:ilvl w:val="0"/>
-          <w:numId w:val="1002"/>
-        </w:numPr>
+    </w:p>
+    <w:p>
+      <w:pPr>
+        <w:pStyle w:val="BodyText"/>
       </w:pPr>
       <w:r>
         <w:t xml:space="preserve">NOAH: Thank you. Remember the fishing net? The knots that break?</w:t>
       </w:r>
-      <w:r>
-        <w:t xml:space="preserve"> </w:t>
-      </w:r>
-      <w:r>
-        <w:t xml:space="preserve">노아: 감사합니다. 그물 기억하세요? 끊어지는 매듭이요?</w:t>
-      </w:r>
-    </w:p>
-    <w:p>
-      <w:pPr>
-        <w:numPr>
-          <w:ilvl w:val="0"/>
-          <w:numId w:val="1002"/>
-        </w:numPr>
+    </w:p>
+    <w:p>
+      <w:pPr>
+        <w:pStyle w:val="BodyText"/>
       </w:pPr>
       <w:r>
         <w:t xml:space="preserve">ELENA: I remember. I thought about it on my drive home.</w:t>
       </w:r>
-      <w:r>
-        <w:t xml:space="preserve"> </w:t>
-      </w:r>
-      <w:r>
-        <w:t xml:space="preserve">엘레나: 기억해요. 퇴근길 운전하면서 생각해 봤어요.</w:t>
-      </w:r>
-    </w:p>
-    <w:p>
-      <w:pPr>
-        <w:numPr>
-          <w:ilvl w:val="0"/>
-          <w:numId w:val="1002"/>
-        </w:numPr>
+    </w:p>
+    <w:p>
+      <w:pPr>
+        <w:pStyle w:val="BodyText"/>
       </w:pPr>
       <w:r>
         <w:t xml:space="preserve">NOAH: I found my chemist. She tested it in grad school.</w:t>
       </w:r>
-      <w:r>
-        <w:t xml:space="preserve"> </w:t>
-      </w:r>
-      <w:r>
-        <w:t xml:space="preserve">노아: 화학자를 찾았어요. 대학원 때 실험해 본 사람이에요.</w:t>
-      </w:r>
-    </w:p>
-    <w:p>
-      <w:pPr>
-        <w:numPr>
-          <w:ilvl w:val="0"/>
-          <w:numId w:val="1002"/>
-        </w:numPr>
+    </w:p>
+    <w:p>
+      <w:pPr>
+        <w:pStyle w:val="BodyText"/>
       </w:pPr>
       <w:r>
         <w:t xml:space="preserve">ELENA: And?</w:t>
       </w:r>
-      <w:r>
-        <w:t xml:space="preserve"> </w:t>
-      </w:r>
-      <w:r>
-        <w:t xml:space="preserve">엘레나: 그래서요?</w:t>
-      </w:r>
-    </w:p>
-    <w:p>
-      <w:pPr>
-        <w:numPr>
-          <w:ilvl w:val="0"/>
-          <w:numId w:val="1002"/>
-        </w:numPr>
+    </w:p>
+    <w:p>
+      <w:pPr>
+        <w:pStyle w:val="BodyText"/>
       </w:pPr>
       <w:r>
         <w:t xml:space="preserve">NOAH: In a test tube, it dissolved two point four times faster.</w:t>
       </w:r>
-      <w:r>
-        <w:t xml:space="preserve"> </w:t>
-      </w:r>
-      <w:r>
-        <w:t xml:space="preserve">노아: 시험관에서 2.4배 빨리 녹았대요.</w:t>
-      </w:r>
-    </w:p>
-    <w:p>
-      <w:pPr>
-        <w:numPr>
-          <w:ilvl w:val="0"/>
-          <w:numId w:val="1002"/>
-        </w:numPr>
+    </w:p>
+    <w:p>
+      <w:pPr>
+        <w:pStyle w:val="BodyText"/>
       </w:pPr>
       <w:r>
         <w:t xml:space="preserve">ELENA: A test tube isn’t a patient. But it’s interesting.</w:t>
       </w:r>
-      <w:r>
-        <w:t xml:space="preserve"> </w:t>
-      </w:r>
-      <w:r>
-        <w:t xml:space="preserve">엘레나: 시험관은 환자가 아니죠. 하지만 흥미롭네요.</w:t>
-      </w:r>
-    </w:p>
-    <w:p>
-      <w:pPr>
-        <w:numPr>
-          <w:ilvl w:val="0"/>
-          <w:numId w:val="1002"/>
-        </w:numPr>
+    </w:p>
+    <w:p>
+      <w:pPr>
+        <w:pStyle w:val="BodyText"/>
       </w:pPr>
       <w:r>
         <w:t xml:space="preserve">NOAH: I also found someone for manufacturing. Ex-Army. Very serious.</w:t>
       </w:r>
-      <w:r>
-        <w:t xml:space="preserve"> </w:t>
-      </w:r>
-      <w:r>
-        <w:t xml:space="preserve">노아: 생산 담당도 찾았어요. 군 출신이에요. 아주 진지한 사람이에요.</w:t>
-      </w:r>
-    </w:p>
-    <w:p>
-      <w:pPr>
-        <w:numPr>
-          <w:ilvl w:val="0"/>
-          <w:numId w:val="1002"/>
-        </w:numPr>
+    </w:p>
+    <w:p>
+      <w:pPr>
+        <w:pStyle w:val="BodyText"/>
       </w:pPr>
       <w:r>
         <w:t xml:space="preserve">ELENA: You’ve been busy. Did you sleep at all?</w:t>
       </w:r>
-      <w:r>
-        <w:t xml:space="preserve"> </w:t>
-      </w:r>
-      <w:r>
-        <w:t xml:space="preserve">엘레나: 바빴네요. 잠은 좀 잤어요?</w:t>
-      </w:r>
-    </w:p>
-    <w:p>
-      <w:pPr>
-        <w:numPr>
-          <w:ilvl w:val="0"/>
-          <w:numId w:val="1002"/>
-        </w:numPr>
+    </w:p>
+    <w:p>
+      <w:pPr>
+        <w:pStyle w:val="BodyText"/>
       </w:pPr>
       <w:r>
         <w:t xml:space="preserve">NOAH: A little. And I quit my job at Halvern.</w:t>
       </w:r>
-      <w:r>
-        <w:t xml:space="preserve"> </w:t>
-      </w:r>
-      <w:r>
-        <w:t xml:space="preserve">노아: 조금요. 그리고 할번은 그만뒀어요.</w:t>
-      </w:r>
-    </w:p>
-    <w:p>
-      <w:pPr>
-        <w:numPr>
-          <w:ilvl w:val="0"/>
-          <w:numId w:val="1002"/>
-        </w:numPr>
+    </w:p>
+    <w:p>
+      <w:pPr>
+        <w:pStyle w:val="BodyText"/>
       </w:pPr>
       <w:r>
         <w:t xml:space="preserve">ELENA: You quit? Because of one night in my ER?</w:t>
       </w:r>
-      <w:r>
-        <w:t xml:space="preserve"> </w:t>
-      </w:r>
-      <w:r>
-        <w:t xml:space="preserve">엘레나: 그만뒀다고요? 내 응급실에서의 하룻밤 때문에요?</w:t>
-      </w:r>
-    </w:p>
-    <w:p>
-      <w:pPr>
-        <w:numPr>
-          <w:ilvl w:val="0"/>
-          <w:numId w:val="1002"/>
-        </w:numPr>
+    </w:p>
+    <w:p>
+      <w:pPr>
+        <w:pStyle w:val="BodyText"/>
       </w:pPr>
       <w:r>
         <w:t xml:space="preserve">NOAH: Because of what I saw that night. Yes.</w:t>
       </w:r>
-      <w:r>
-        <w:t xml:space="preserve"> </w:t>
-      </w:r>
-      <w:r>
-        <w:t xml:space="preserve">노아: 그날 밤 제가 본 것 때문에요. 네.</w:t>
-      </w:r>
-    </w:p>
-    <w:p>
-      <w:pPr>
-        <w:numPr>
-          <w:ilvl w:val="0"/>
-          <w:numId w:val="1002"/>
-        </w:numPr>
+    </w:p>
+    <w:p>
+      <w:pPr>
+        <w:pStyle w:val="BodyText"/>
       </w:pPr>
       <w:r>
         <w:t xml:space="preserve">ELENA: That’s either very brave or very foolish.</w:t>
       </w:r>
-      <w:r>
-        <w:t xml:space="preserve"> </w:t>
-      </w:r>
-      <w:r>
-        <w:t xml:space="preserve">엘레나: 그건 아주 용감하거나, 아주 어리석거나 둘 중 하나네요.</w:t>
-      </w:r>
-    </w:p>
-    <w:p>
-      <w:pPr>
-        <w:numPr>
-          <w:ilvl w:val="0"/>
-          <w:numId w:val="1002"/>
-        </w:numPr>
+    </w:p>
+    <w:p>
+      <w:pPr>
+        <w:pStyle w:val="BodyText"/>
       </w:pPr>
       <w:r>
         <w:t xml:space="preserve">NOAH: Probably both. Which is why I’m here.</w:t>
       </w:r>
-      <w:r>
-        <w:t xml:space="preserve"> </w:t>
-      </w:r>
-      <w:r>
-        <w:t xml:space="preserve">노아: 아마 둘 다일 거예요. 그래서 제가 여기 온 거고요.</w:t>
-      </w:r>
-    </w:p>
-    <w:p>
-      <w:pPr>
-        <w:numPr>
-          <w:ilvl w:val="0"/>
-          <w:numId w:val="1002"/>
-        </w:numPr>
+    </w:p>
+    <w:p>
+      <w:pPr>
+        <w:pStyle w:val="BodyText"/>
       </w:pPr>
       <w:r>
         <w:t xml:space="preserve">ELENA: Go on.</w:t>
       </w:r>
-      <w:r>
-        <w:t xml:space="preserve"> </w:t>
-      </w:r>
-      <w:r>
-        <w:t xml:space="preserve">엘레나: 계속해요.</w:t>
-      </w:r>
-    </w:p>
-    <w:p>
-      <w:pPr>
-        <w:numPr>
-          <w:ilvl w:val="0"/>
-          <w:numId w:val="1002"/>
-        </w:numPr>
+    </w:p>
+    <w:p>
+      <w:pPr>
+        <w:pStyle w:val="BodyText"/>
       </w:pPr>
       <w:r>
         <w:t xml:space="preserve">NOAH: We need a doctor on the team. Not an advisor who reads a report once a month, but a co-founder who helps make the decisions, especially the hard ones about safety.</w:t>
       </w:r>
-      <w:r>
-        <w:t xml:space="preserve"> </w:t>
-      </w:r>
-      <w:r>
-        <w:t xml:space="preserve">노아: 팀에 의사가 필요해요. 한 달에 한 번 보고서나 읽는 자문이 아니라, 결정을 함께 내리는 공동창업자요. 특히 안전에 관한 어려운 결정을요.</w:t>
-      </w:r>
-    </w:p>
-    <w:p>
-      <w:pPr>
-        <w:numPr>
-          <w:ilvl w:val="0"/>
-          <w:numId w:val="1002"/>
-        </w:numPr>
+    </w:p>
+    <w:p>
+      <w:pPr>
+        <w:pStyle w:val="BodyText"/>
       </w:pPr>
       <w:r>
         <w:t xml:space="preserve">ELENA: You want me to join your company?</w:t>
       </w:r>
-      <w:r>
-        <w:t xml:space="preserve"> </w:t>
-      </w:r>
-      <w:r>
-        <w:t xml:space="preserve">엘레나: 나보고 당신 회사에 들어오라고요?</w:t>
-      </w:r>
-    </w:p>
-    <w:p>
-      <w:pPr>
-        <w:numPr>
-          <w:ilvl w:val="0"/>
-          <w:numId w:val="1002"/>
-        </w:numPr>
+    </w:p>
+    <w:p>
+      <w:pPr>
+        <w:pStyle w:val="BodyText"/>
       </w:pPr>
       <w:r>
         <w:t xml:space="preserve">NOAH: As Chief Medical Officer. You’d lead the clinical side.</w:t>
       </w:r>
-      <w:r>
-        <w:t xml:space="preserve"> </w:t>
-      </w:r>
-      <w:r>
-        <w:t xml:space="preserve">노아: 최고의료책임자로요. 임상 쪽을 이끄시는 거예요.</w:t>
-      </w:r>
-    </w:p>
-    <w:p>
-      <w:pPr>
-        <w:numPr>
-          <w:ilvl w:val="0"/>
-          <w:numId w:val="1002"/>
-        </w:numPr>
+    </w:p>
+    <w:p>
+      <w:pPr>
+        <w:pStyle w:val="BodyText"/>
       </w:pPr>
       <w:r>
         <w:t xml:space="preserve">ELENA: Noah, I have a clinic. Patients. Staff who depend on me. I built this practice over many years, and I can’t just walk away from it for a napkin drawing.</w:t>
       </w:r>
-      <w:r>
-        <w:t xml:space="preserve"> </w:t>
-      </w:r>
-      <w:r>
-        <w:t xml:space="preserve">엘레나: 노아, 난 병원이 있어요. 환자들도, 나만 바라보는 직원들도요. 오랜 세월에 걸쳐 일군 병원인데, 냅킨 그림 하나 때문에 그냥 떠날 순 없어요.</w:t>
-      </w:r>
-    </w:p>
-    <w:p>
-      <w:pPr>
-        <w:numPr>
-          <w:ilvl w:val="0"/>
-          <w:numId w:val="1002"/>
-        </w:numPr>
+    </w:p>
+    <w:p>
+      <w:pPr>
+        <w:pStyle w:val="BodyText"/>
       </w:pPr>
       <w:r>
         <w:t xml:space="preserve">NOAH: I know. I’m not asking you to close it.</w:t>
       </w:r>
-      <w:r>
-        <w:t xml:space="preserve"> </w:t>
-      </w:r>
-      <w:r>
-        <w:t xml:space="preserve">노아: 알아요. 병원을 닫으시라는 게 아니에요.</w:t>
-      </w:r>
-    </w:p>
-    <w:p>
-      <w:pPr>
-        <w:numPr>
-          <w:ilvl w:val="0"/>
-          <w:numId w:val="1002"/>
-        </w:numPr>
+    </w:p>
+    <w:p>
+      <w:pPr>
+        <w:pStyle w:val="BodyText"/>
       </w:pPr>
       <w:r>
         <w:t xml:space="preserve">ELENA: And I still take ER calls twice a month.</w:t>
       </w:r>
-      <w:r>
-        <w:t xml:space="preserve"> </w:t>
-      </w:r>
-      <w:r>
-        <w:t xml:space="preserve">엘레나: 그리고 한 달에 두 번은 아직 응급실 당직도 서요.</w:t>
-      </w:r>
-    </w:p>
-    <w:p>
-      <w:pPr>
-        <w:numPr>
-          <w:ilvl w:val="0"/>
-          <w:numId w:val="1002"/>
-        </w:numPr>
+    </w:p>
+    <w:p>
+      <w:pPr>
+        <w:pStyle w:val="BodyText"/>
       </w:pPr>
       <w:r>
         <w:t xml:space="preserve">NOAH: That’s exactly where you saw the problem.</w:t>
       </w:r>
-      <w:r>
-        <w:t xml:space="preserve"> </w:t>
-      </w:r>
-      <w:r>
-        <w:t xml:space="preserve">노아: 바로 거기서 그 문제를 보셨잖아요.</w:t>
-      </w:r>
-    </w:p>
-    <w:p>
-      <w:pPr>
-        <w:numPr>
-          <w:ilvl w:val="0"/>
-          <w:numId w:val="1002"/>
-        </w:numPr>
+    </w:p>
+    <w:p>
+      <w:pPr>
+        <w:pStyle w:val="BodyText"/>
       </w:pPr>
       <w:r>
         <w:t xml:space="preserve">ELENA: Don’t use my own story against me. That’s a marketing trick.</w:t>
       </w:r>
-      <w:r>
-        <w:t xml:space="preserve"> </w:t>
-      </w:r>
-      <w:r>
-        <w:t xml:space="preserve">엘레나: 내 얘기로 날 공략하지 말아요. 그건 마케팅 수법이에요.</w:t>
-      </w:r>
-    </w:p>
-    <w:p>
-      <w:pPr>
-        <w:numPr>
-          <w:ilvl w:val="0"/>
-          <w:numId w:val="1002"/>
-        </w:numPr>
+    </w:p>
+    <w:p>
+      <w:pPr>
+        <w:pStyle w:val="BodyText"/>
       </w:pPr>
       <w:r>
         <w:t xml:space="preserve">NOAH: Fair. Sorry. Old habits.</w:t>
       </w:r>
-      <w:r>
-        <w:t xml:space="preserve"> </w:t>
-      </w:r>
-      <w:r>
-        <w:t xml:space="preserve">노아: 맞아요. 죄송해요. 오래된 버릇이에요.</w:t>
-      </w:r>
-    </w:p>
-    <w:p>
-      <w:pPr>
-        <w:numPr>
-          <w:ilvl w:val="0"/>
-          <w:numId w:val="1002"/>
-        </w:numPr>
+    </w:p>
+    <w:p>
+      <w:pPr>
+        <w:pStyle w:val="BodyText"/>
       </w:pPr>
       <w:r>
         <w:t xml:space="preserve">ELENA: Why me? There are hundreds of dermatologists in Texas.</w:t>
       </w:r>
-      <w:r>
-        <w:t xml:space="preserve"> </w:t>
-      </w:r>
-      <w:r>
-        <w:t xml:space="preserve">엘레나: 왜 나예요? 텍사스에 피부과 의사는 수백 명이에요.</w:t>
-      </w:r>
-    </w:p>
-    <w:p>
-      <w:pPr>
-        <w:numPr>
-          <w:ilvl w:val="0"/>
-          <w:numId w:val="1002"/>
-        </w:numPr>
+    </w:p>
+    <w:p>
+      <w:pPr>
+        <w:pStyle w:val="BodyText"/>
       </w:pPr>
       <w:r>
         <w:t xml:space="preserve">NOAH: Because you said it was a contradiction. But you didn’t say no.</w:t>
       </w:r>
-      <w:r>
-        <w:t xml:space="preserve"> </w:t>
-      </w:r>
-      <w:r>
-        <w:t xml:space="preserve">노아: 모순이라고 하셨잖아요. 그런데 안 된다고는 안 하셨어요.</w:t>
-      </w:r>
-    </w:p>
-    <w:p>
-      <w:pPr>
-        <w:numPr>
-          <w:ilvl w:val="0"/>
-          <w:numId w:val="1002"/>
-        </w:numPr>
+    </w:p>
+    <w:p>
+      <w:pPr>
+        <w:pStyle w:val="BodyText"/>
       </w:pPr>
       <w:r>
         <w:t xml:space="preserve">ELENA: Ha. You remember that.</w:t>
       </w:r>
-      <w:r>
-        <w:t xml:space="preserve"> </w:t>
-      </w:r>
-      <w:r>
-        <w:t xml:space="preserve">엘레나: 하. 그걸 기억하네요.</w:t>
-      </w:r>
-    </w:p>
-    <w:p>
-      <w:pPr>
-        <w:numPr>
-          <w:ilvl w:val="0"/>
-          <w:numId w:val="1002"/>
-        </w:numPr>
+    </w:p>
+    <w:p>
+      <w:pPr>
+        <w:pStyle w:val="BodyText"/>
       </w:pPr>
       <w:r>
         <w:t xml:space="preserve">NOAH: And you said complications show up in your ER, not on sales reports.</w:t>
       </w:r>
-      <w:r>
-        <w:t xml:space="preserve"> </w:t>
-      </w:r>
-      <w:r>
-        <w:t xml:space="preserve">노아: 그리고 부작용은 매출 보고서가 아니라 응급실에 나타난다고 하셨죠.</w:t>
-      </w:r>
-    </w:p>
-    <w:p>
-      <w:pPr>
-        <w:numPr>
-          <w:ilvl w:val="0"/>
-          <w:numId w:val="1002"/>
-        </w:numPr>
+    </w:p>
+    <w:p>
+      <w:pPr>
+        <w:pStyle w:val="BodyText"/>
       </w:pPr>
       <w:r>
         <w:t xml:space="preserve">ELENA: That’s true. How many do you think I see a year?</w:t>
       </w:r>
-      <w:r>
-        <w:t xml:space="preserve"> </w:t>
-      </w:r>
-      <w:r>
-        <w:t xml:space="preserve">엘레나: 그건 사실이에요. 내가 1년에 몇 건이나 볼 것 같아요?</w:t>
-      </w:r>
-    </w:p>
-    <w:p>
-      <w:pPr>
-        <w:numPr>
-          <w:ilvl w:val="0"/>
-          <w:numId w:val="1002"/>
-        </w:numPr>
+    </w:p>
+    <w:p>
+      <w:pPr>
+        <w:pStyle w:val="BodyText"/>
       </w:pPr>
       <w:r>
         <w:t xml:space="preserve">NOAH: I don’t know. I promised my chemist data. I have none.</w:t>
       </w:r>
-      <w:r>
-        <w:t xml:space="preserve"> </w:t>
-      </w:r>
-      <w:r>
-        <w:t xml:space="preserve">노아: 모르겠어요. 화학자한테 데이터를 약속했는데 하나도 없어요.</w:t>
-      </w:r>
-    </w:p>
-    <w:p>
-      <w:pPr>
-        <w:numPr>
-          <w:ilvl w:val="0"/>
-          <w:numId w:val="1002"/>
-        </w:numPr>
+    </w:p>
+    <w:p>
+      <w:pPr>
+        <w:pStyle w:val="BodyText"/>
       </w:pPr>
       <w:r>
         <w:t xml:space="preserve">ELENA: Eleven this year. Just me. Just in Austin.</w:t>
       </w:r>
-      <w:r>
-        <w:t xml:space="preserve"> </w:t>
-      </w:r>
-      <w:r>
-        <w:t xml:space="preserve">엘레나: 올해만 열한 건이에요. 나 혼자서, 오스틴에서만요.</w:t>
-      </w:r>
-    </w:p>
-    <w:p>
-      <w:pPr>
-        <w:numPr>
-          <w:ilvl w:val="0"/>
-          <w:numId w:val="1002"/>
-        </w:numPr>
+    </w:p>
+    <w:p>
+      <w:pPr>
+        <w:pStyle w:val="BodyText"/>
       </w:pPr>
       <w:r>
         <w:t xml:space="preserve">NOAH: Eleven. And how many get reported?</w:t>
       </w:r>
-      <w:r>
-        <w:t xml:space="preserve"> </w:t>
-      </w:r>
-      <w:r>
-        <w:t xml:space="preserve">노아: 열한 건이요. 그중 몇 건이 보고돼요?</w:t>
-      </w:r>
-    </w:p>
-    <w:p>
-      <w:pPr>
-        <w:numPr>
-          <w:ilvl w:val="0"/>
-          <w:numId w:val="1002"/>
-        </w:numPr>
+    </w:p>
+    <w:p>
+      <w:pPr>
+        <w:pStyle w:val="BodyText"/>
       </w:pPr>
       <w:r>
         <w:t xml:space="preserve">ELENA: Officially? Maybe two. Most cases are never reported, because the paperwork takes time, and many doctors simply treat the patient and move on to the next emergency.</w:t>
       </w:r>
-      <w:r>
-        <w:t xml:space="preserve"> </w:t>
-      </w:r>
-      <w:r>
-        <w:t xml:space="preserve">엘레나: 공식적으로요? 두 건쯤. 대부분은 보고조차 안 돼요. 서류 작업에 시간이 걸리니까, 많은 의사들이 그냥 환자를 치료하고 다음 응급 환자로 넘어가거든요.</w:t>
-      </w:r>
-    </w:p>
-    <w:p>
-      <w:pPr>
-        <w:numPr>
-          <w:ilvl w:val="0"/>
-          <w:numId w:val="1002"/>
-        </w:numPr>
+    </w:p>
+    <w:p>
+      <w:pPr>
+        <w:pStyle w:val="BodyText"/>
       </w:pPr>
       <w:r>
         <w:t xml:space="preserve">NOAH: So the real number is much higher than anyone thinks.</w:t>
       </w:r>
-      <w:r>
-        <w:t xml:space="preserve"> </w:t>
-      </w:r>
-      <w:r>
-        <w:t xml:space="preserve">노아: 그러니까 실제 숫자는 다들 생각하는 것보다 훨씬 많겠네요.</w:t>
-      </w:r>
-    </w:p>
-    <w:p>
-      <w:pPr>
-        <w:numPr>
-          <w:ilvl w:val="0"/>
-          <w:numId w:val="1002"/>
-        </w:numPr>
+    </w:p>
+    <w:p>
+      <w:pPr>
+        <w:pStyle w:val="BodyText"/>
       </w:pPr>
       <w:r>
         <w:t xml:space="preserve">ELENA: Nobody knows the real number. That’s the scary part.</w:t>
-      </w:r>
-      <w:r>
-        <w:t xml:space="preserve"> </w:t>
-      </w:r>
-      <w:r>
-        <w:t xml:space="preserve">엘레나: 실제 숫자는 아무도 몰라요. 그게 무서운 부분이죠.</w:t>
       </w:r>
     </w:p>
     <w:bookmarkEnd w:id="22"/>
@@ -1023,460 +573,223 @@
     </w:p>
     <w:p>
       <w:pPr>
-        <w:numPr>
-          <w:ilvl w:val="0"/>
-          <w:numId w:val="1003"/>
-        </w:numPr>
+        <w:pStyle w:val="FirstParagraph"/>
       </w:pPr>
       <w:r>
         <w:t xml:space="preserve">NOAH: Dr. Ruiz, what’s stopping you? Tell me your concerns.</w:t>
       </w:r>
+    </w:p>
+    <w:p>
+      <w:pPr>
+        <w:pStyle w:val="BodyText"/>
+      </w:pPr>
+      <w:r>
+        <w:t xml:space="preserve">ELENA: How long do you have?</w:t>
+      </w:r>
+    </w:p>
+    <w:p>
+      <w:pPr>
+        <w:pStyle w:val="BodyText"/>
+      </w:pPr>
+      <w:r>
+        <w:t xml:space="preserve">NOAH: As long as you need. Forget the ten minutes.</w:t>
+      </w:r>
+    </w:p>
+    <w:p>
+      <w:pPr>
+        <w:pStyle w:val="BodyText"/>
+      </w:pPr>
+      <w:r>
+        <w:t xml:space="preserve">ELENA: First, my patients. They come first. Always.</w:t>
+      </w:r>
+    </w:p>
+    <w:p>
+      <w:pPr>
+        <w:pStyle w:val="BodyText"/>
+      </w:pPr>
+      <w:r>
+        <w:t xml:space="preserve">NOAH: I hear your concerns. Your clinic stays open, and you keep your patients. We’d only need your time in the evenings and some weekends, at least until we raise real money.</w:t>
+      </w:r>
+    </w:p>
+    <w:p>
+      <w:pPr>
+        <w:pStyle w:val="BodyText"/>
+      </w:pPr>
+      <w:r>
+        <w:t xml:space="preserve">ELENA: Second, conflict of interest. If I own part of a filler company…</w:t>
+      </w:r>
+    </w:p>
+    <w:p>
+      <w:pPr>
+        <w:pStyle w:val="BodyText"/>
+      </w:pPr>
+      <w:r>
+        <w:t xml:space="preserve">NOAH: Then your patients might wonder why you recommend it.</w:t>
+      </w:r>
+    </w:p>
+    <w:p>
+      <w:pPr>
+        <w:pStyle w:val="BodyText"/>
+      </w:pPr>
+      <w:r>
+        <w:t xml:space="preserve">ELENA: Exactly. Doctors with equity must disclose it, and patients notice. If a patient ever thinks I’m recommending something for my own profit, I’ve lost their trust forever.</w:t>
+      </w:r>
+    </w:p>
+    <w:p>
+      <w:pPr>
+        <w:pStyle w:val="BodyText"/>
+      </w:pPr>
+      <w:r>
+        <w:t xml:space="preserve">NOAH: So we disclose everything. Fully. From day one.</w:t>
+      </w:r>
+    </w:p>
+    <w:p>
+      <w:pPr>
+        <w:pStyle w:val="BodyText"/>
+      </w:pPr>
+      <w:r>
+        <w:t xml:space="preserve">ELENA: And I never push our product on my own patients.</w:t>
+      </w:r>
+    </w:p>
+    <w:p>
+      <w:pPr>
+        <w:pStyle w:val="BodyText"/>
+      </w:pPr>
+      <w:r>
+        <w:t xml:space="preserve">NOAH: Agreed. Not on your patients.</w:t>
+      </w:r>
+    </w:p>
+    <w:p>
+      <w:pPr>
+        <w:pStyle w:val="BodyText"/>
+      </w:pPr>
+      <w:r>
+        <w:t xml:space="preserve">ELENA: Not on my patients. Good. Third, my reputation.</w:t>
+      </w:r>
+    </w:p>
+    <w:p>
+      <w:pPr>
+        <w:pStyle w:val="BodyText"/>
+      </w:pPr>
+      <w:r>
+        <w:t xml:space="preserve">NOAH: What about it?</w:t>
+      </w:r>
+    </w:p>
+    <w:p>
+      <w:pPr>
+        <w:pStyle w:val="BodyText"/>
+      </w:pPr>
+      <w:r>
+        <w:t xml:space="preserve">ELENA: I’ve seen good doctors become salespeople. They start with one company, then they’re on stage at every conference, smiling for the camera. I won’t become one of them.</w:t>
+      </w:r>
+    </w:p>
+    <w:p>
+      <w:pPr>
+        <w:pStyle w:val="BodyText"/>
+      </w:pPr>
+      <w:r>
+        <w:t xml:space="preserve">NOAH: We don’t need a salesperson. I’m the salesperson.</w:t>
+      </w:r>
+    </w:p>
+    <w:p>
+      <w:pPr>
+        <w:pStyle w:val="BodyText"/>
+      </w:pPr>
+      <w:r>
+        <w:t xml:space="preserve">ELENA: Then what do you need me for, exactly?</w:t>
+      </w:r>
+    </w:p>
+    <w:p>
+      <w:pPr>
+        <w:pStyle w:val="BodyText"/>
+      </w:pPr>
+      <w:r>
+        <w:t xml:space="preserve">NOAH: To tell us the truth, especially when we don’t want to hear it. I’ll be excited, investors will be impatient, and somebody in the room has to say no.</w:t>
+      </w:r>
+    </w:p>
+    <w:p>
+      <w:pPr>
+        <w:pStyle w:val="BodyText"/>
+      </w:pPr>
+      <w:r>
+        <w:t xml:space="preserve">ELENA: That, I can do. I do it every day.</w:t>
+      </w:r>
+    </w:p>
+    <w:p>
+      <w:pPr>
+        <w:pStyle w:val="BodyText"/>
+      </w:pPr>
+      <w:r>
+        <w:t xml:space="preserve">NOAH: And to design the clinical trial. And to talk to the FDA.</w:t>
+      </w:r>
+    </w:p>
+    <w:p>
+      <w:pPr>
+        <w:pStyle w:val="BodyText"/>
+      </w:pPr>
+      <w:r>
+        <w:t xml:space="preserve">ELENA: Fourth concern. Time. I have a fourteen-year-old son.</w:t>
+      </w:r>
+    </w:p>
+    <w:p>
+      <w:pPr>
+        <w:pStyle w:val="BodyText"/>
+      </w:pPr>
+      <w:r>
+        <w:t xml:space="preserve">NOAH: What’s his name?</w:t>
+      </w:r>
+    </w:p>
+    <w:p>
+      <w:pPr>
+        <w:pStyle w:val="BodyText"/>
+      </w:pPr>
+      <w:r>
+        <w:t xml:space="preserve">ELENA: Mateo. He plays soccer on Saturdays. I don’t miss games.</w:t>
+      </w:r>
+    </w:p>
+    <w:p>
+      <w:pPr>
+        <w:pStyle w:val="BodyText"/>
+      </w:pPr>
+      <w:r>
+        <w:t xml:space="preserve">NOAH: Then we never schedule anything on Saturday mornings.</w:t>
+      </w:r>
+    </w:p>
+    <w:p>
+      <w:pPr>
+        <w:pStyle w:val="BodyText"/>
+      </w:pPr>
+      <w:r>
+        <w:t xml:space="preserve">ELENA: You’re making a lot of promises, Noah.</w:t>
+      </w:r>
+    </w:p>
+    <w:p>
+      <w:pPr>
+        <w:pStyle w:val="BodyText"/>
+      </w:pPr>
+      <w:r>
+        <w:t xml:space="preserve">NOAH: Then hold me to them. Get it all in writing.</w:t>
+      </w:r>
+    </w:p>
+    <w:p>
+      <w:pPr>
+        <w:pStyle w:val="BodyText"/>
+      </w:pPr>
+      <w:r>
+        <w:t xml:space="preserve">ELENA: I will. Last question. Why should I trust a marketing guy?</w:t>
+      </w:r>
+    </w:p>
+    <w:p>
+      <w:pPr>
+        <w:pStyle w:val="BodyText"/>
+      </w:pPr>
+      <w:r>
+        <w:t xml:space="preserve">NOAH: Because I wrote</w:t>
+      </w:r>
       <w:r>
         <w:t xml:space="preserve"> </w:t>
       </w:r>
       <w:r>
-        <w:t xml:space="preserve">노아: 루이스 선생님, 뭐가 망설여지세요? 걱정되는 점을 말씀해 주세요.</w:t>
-      </w:r>
-    </w:p>
-    <w:p>
-      <w:pPr>
-        <w:numPr>
-          <w:ilvl w:val="0"/>
-          <w:numId w:val="1003"/>
-        </w:numPr>
-      </w:pPr>
-      <w:r>
-        <w:t xml:space="preserve">ELENA: How long do you have?</w:t>
-      </w:r>
-      <w:r>
-        <w:t xml:space="preserve"> </w:t>
-      </w:r>
-      <w:r>
-        <w:t xml:space="preserve">엘레나: 시간이 얼마나 있어요?</w:t>
-      </w:r>
-    </w:p>
-    <w:p>
-      <w:pPr>
-        <w:numPr>
-          <w:ilvl w:val="0"/>
-          <w:numId w:val="1003"/>
-        </w:numPr>
-      </w:pPr>
-      <w:r>
-        <w:t xml:space="preserve">NOAH: As long as you need. Forget the ten minutes.</w:t>
-      </w:r>
-      <w:r>
-        <w:t xml:space="preserve"> </w:t>
-      </w:r>
-      <w:r>
-        <w:t xml:space="preserve">노아: 필요하신 만큼요. 10분은 잊으세요.</w:t>
-      </w:r>
-    </w:p>
-    <w:p>
-      <w:pPr>
-        <w:numPr>
-          <w:ilvl w:val="0"/>
-          <w:numId w:val="1003"/>
-        </w:numPr>
-      </w:pPr>
-      <w:r>
-        <w:t xml:space="preserve">ELENA: First, my patients. They come first. Always.</w:t>
-      </w:r>
-      <w:r>
-        <w:t xml:space="preserve"> </w:t>
-      </w:r>
-      <w:r>
-        <w:t xml:space="preserve">엘레나: 첫째, 내 환자들이요. 환자가 먼저예요. 언제나.</w:t>
-      </w:r>
-    </w:p>
-    <w:p>
-      <w:pPr>
-        <w:numPr>
-          <w:ilvl w:val="0"/>
-          <w:numId w:val="1003"/>
-        </w:numPr>
-      </w:pPr>
-      <w:r>
-        <w:t xml:space="preserve">NOAH: I hear your concerns. Your clinic stays open, and you keep your patients. We’d only need your time in the evenings and some weekends, at least until we raise real money.</w:t>
-      </w:r>
-      <w:r>
-        <w:t xml:space="preserve"> </w:t>
-      </w:r>
-      <w:r>
-        <w:t xml:space="preserve">노아: 무슨 걱정인지 알아요. 병원은 그대로 운영하고, 환자도 계속 보시는 거예요. 적어도 진짜 투자를 받을 때까지는 저녁 시간과 몇몇 주말만 내주시면 돼요.</w:t>
-      </w:r>
-    </w:p>
-    <w:p>
-      <w:pPr>
-        <w:numPr>
-          <w:ilvl w:val="0"/>
-          <w:numId w:val="1003"/>
-        </w:numPr>
-      </w:pPr>
-      <w:r>
-        <w:t xml:space="preserve">ELENA: Second, conflict of interest. If I own part of a filler company…</w:t>
-      </w:r>
-      <w:r>
-        <w:t xml:space="preserve"> </w:t>
-      </w:r>
-      <w:r>
-        <w:t xml:space="preserve">엘레나: 둘째, 이해충돌이요. 내가 필러 회사 지분을 가지면…</w:t>
-      </w:r>
-    </w:p>
-    <w:p>
-      <w:pPr>
-        <w:numPr>
-          <w:ilvl w:val="0"/>
-          <w:numId w:val="1003"/>
-        </w:numPr>
-      </w:pPr>
-      <w:r>
-        <w:t xml:space="preserve">NOAH: Then your patients might wonder why you recommend it.</w:t>
-      </w:r>
-      <w:r>
-        <w:t xml:space="preserve"> </w:t>
-      </w:r>
-      <w:r>
-        <w:t xml:space="preserve">노아: 환자들이 왜 그 제품을 권하는지 의심할 수 있겠죠.</w:t>
-      </w:r>
-    </w:p>
-    <w:p>
-      <w:pPr>
-        <w:numPr>
-          <w:ilvl w:val="0"/>
-          <w:numId w:val="1003"/>
-        </w:numPr>
-      </w:pPr>
-      <w:r>
-        <w:t xml:space="preserve">ELENA: Exactly. Doctors with equity must disclose it, and patients notice. If a patient ever thinks I’m recommending something for my own profit, I’ve lost their trust forever.</w:t>
-      </w:r>
-      <w:r>
-        <w:t xml:space="preserve"> </w:t>
-      </w:r>
-      <w:r>
-        <w:t xml:space="preserve">엘레나: 바로 그거예요. 지분이 있는 의사는 반드시 공개해야 하고, 환자들도 알아채요. 내가 내 이익 때문에 뭔가를 권한다고 환자가 한 번이라도 생각하면, 그 신뢰는 영영 잃는 거예요.</w:t>
-      </w:r>
-    </w:p>
-    <w:p>
-      <w:pPr>
-        <w:numPr>
-          <w:ilvl w:val="0"/>
-          <w:numId w:val="1003"/>
-        </w:numPr>
-      </w:pPr>
-      <w:r>
-        <w:t xml:space="preserve">NOAH: So we disclose everything. Fully. From day one.</w:t>
-      </w:r>
-      <w:r>
-        <w:t xml:space="preserve"> </w:t>
-      </w:r>
-      <w:r>
-        <w:t xml:space="preserve">노아: 그럼 전부 공개해요. 완전히. 첫날부터요.</w:t>
-      </w:r>
-    </w:p>
-    <w:p>
-      <w:pPr>
-        <w:numPr>
-          <w:ilvl w:val="0"/>
-          <w:numId w:val="1003"/>
-        </w:numPr>
-      </w:pPr>
-      <w:r>
-        <w:t xml:space="preserve">ELENA: And I never push our product on my own patients.</w:t>
-      </w:r>
-      <w:r>
-        <w:t xml:space="preserve"> </w:t>
-      </w:r>
-      <w:r>
-        <w:t xml:space="preserve">엘레나: 그리고 내 환자들한테 우리 제품을 절대 강요하지 않을 거예요.</w:t>
-      </w:r>
-    </w:p>
-    <w:p>
-      <w:pPr>
-        <w:numPr>
-          <w:ilvl w:val="0"/>
-          <w:numId w:val="1003"/>
-        </w:numPr>
-      </w:pPr>
-      <w:r>
-        <w:t xml:space="preserve">NOAH: Agreed. Not on your patients.</w:t>
-      </w:r>
-      <w:r>
-        <w:t xml:space="preserve"> </w:t>
-      </w:r>
-      <w:r>
-        <w:t xml:space="preserve">노아: 동의해요. 선생님 환자들한텐 안 하는 걸로.</w:t>
-      </w:r>
-    </w:p>
-    <w:p>
-      <w:pPr>
-        <w:numPr>
-          <w:ilvl w:val="0"/>
-          <w:numId w:val="1003"/>
-        </w:numPr>
-      </w:pPr>
-      <w:r>
-        <w:t xml:space="preserve">ELENA: Not on my patients. Good. Third, my reputation.</w:t>
-      </w:r>
-      <w:r>
-        <w:t xml:space="preserve"> </w:t>
-      </w:r>
-      <w:r>
-        <w:t xml:space="preserve">엘레나: 내 환자들한텐 안 된다. 좋아요. 셋째, 내 평판이요.</w:t>
-      </w:r>
-    </w:p>
-    <w:p>
-      <w:pPr>
-        <w:numPr>
-          <w:ilvl w:val="0"/>
-          <w:numId w:val="1003"/>
-        </w:numPr>
-      </w:pPr>
-      <w:r>
-        <w:t xml:space="preserve">NOAH: What about it?</w:t>
-      </w:r>
-      <w:r>
-        <w:t xml:space="preserve"> </w:t>
-      </w:r>
-      <w:r>
-        <w:t xml:space="preserve">노아: 평판이 어때서요?</w:t>
-      </w:r>
-    </w:p>
-    <w:p>
-      <w:pPr>
-        <w:numPr>
-          <w:ilvl w:val="0"/>
-          <w:numId w:val="1003"/>
-        </w:numPr>
-      </w:pPr>
-      <w:r>
-        <w:t xml:space="preserve">ELENA: I’ve seen good doctors become salespeople. They start with one company, then they’re on stage at every conference, smiling for the camera. I won’t become one of them.</w:t>
-      </w:r>
-      <w:r>
-        <w:t xml:space="preserve"> </w:t>
-      </w:r>
-      <w:r>
-        <w:t xml:space="preserve">엘레나: 좋은 의사가 영업사원이 되는 걸 봤어요. 회사 하나로 시작해서, 나중엔 모든 학회 무대에 올라 카메라 앞에서 웃고 있죠. 난 그런 사람이 되지 않을 거예요.</w:t>
-      </w:r>
-    </w:p>
-    <w:p>
-      <w:pPr>
-        <w:numPr>
-          <w:ilvl w:val="0"/>
-          <w:numId w:val="1003"/>
-        </w:numPr>
-      </w:pPr>
-      <w:r>
-        <w:t xml:space="preserve">NOAH: We don’t need a salesperson. I’m the salesperson.</w:t>
-      </w:r>
-      <w:r>
-        <w:t xml:space="preserve"> </w:t>
-      </w:r>
-      <w:r>
-        <w:t xml:space="preserve">노아: 영업사원은 필요 없어요. 영업은 제가 해요.</w:t>
-      </w:r>
-    </w:p>
-    <w:p>
-      <w:pPr>
-        <w:numPr>
-          <w:ilvl w:val="0"/>
-          <w:numId w:val="1003"/>
-        </w:numPr>
-      </w:pPr>
-      <w:r>
-        <w:t xml:space="preserve">ELENA: Then what do you need me for, exactly?</w:t>
-      </w:r>
-      <w:r>
-        <w:t xml:space="preserve"> </w:t>
-      </w:r>
-      <w:r>
-        <w:t xml:space="preserve">엘레나: 그럼 정확히 나는 뭐가 필요한 거죠?</w:t>
-      </w:r>
-    </w:p>
-    <w:p>
-      <w:pPr>
-        <w:numPr>
-          <w:ilvl w:val="0"/>
-          <w:numId w:val="1003"/>
-        </w:numPr>
-      </w:pPr>
-      <w:r>
-        <w:t xml:space="preserve">NOAH: To tell us the truth, especially when we don’t want to hear it. I’ll be excited, investors will be impatient, and somebody in the room has to say no.</w:t>
-      </w:r>
-      <w:r>
-        <w:t xml:space="preserve"> </w:t>
-      </w:r>
-      <w:r>
-        <w:t xml:space="preserve">노아: 진실을 말해 주시는 거요. 특히 우리가 듣기 싫어할 때요. 저는 들떠 있을 거고, 투자자들은 조급해할 거예요. 그 자리에서 누군가는 ’안 된다’고 말해야 해요.</w:t>
-      </w:r>
-    </w:p>
-    <w:p>
-      <w:pPr>
-        <w:numPr>
-          <w:ilvl w:val="0"/>
-          <w:numId w:val="1003"/>
-        </w:numPr>
-      </w:pPr>
-      <w:r>
-        <w:t xml:space="preserve">ELENA: That, I can do. I do it every day.</w:t>
-      </w:r>
-      <w:r>
-        <w:t xml:space="preserve"> </w:t>
-      </w:r>
-      <w:r>
-        <w:t xml:space="preserve">엘레나: 그건 할 수 있어요. 매일 하는 일이니까.</w:t>
-      </w:r>
-    </w:p>
-    <w:p>
-      <w:pPr>
-        <w:numPr>
-          <w:ilvl w:val="0"/>
-          <w:numId w:val="1003"/>
-        </w:numPr>
-      </w:pPr>
-      <w:r>
-        <w:t xml:space="preserve">NOAH: And to design the clinical trial. And to talk to the FDA.</w:t>
-      </w:r>
-      <w:r>
-        <w:t xml:space="preserve"> </w:t>
-      </w:r>
-      <w:r>
-        <w:t xml:space="preserve">노아: 그리고 임상시험을 설계하고, FDA와 얘기하는 일도요.</w:t>
-      </w:r>
-    </w:p>
-    <w:p>
-      <w:pPr>
-        <w:numPr>
-          <w:ilvl w:val="0"/>
-          <w:numId w:val="1003"/>
-        </w:numPr>
-      </w:pPr>
-      <w:r>
-        <w:t xml:space="preserve">ELENA: Fourth concern. Time. I have a fourteen-year-old son.</w:t>
-      </w:r>
-      <w:r>
-        <w:t xml:space="preserve"> </w:t>
-      </w:r>
-      <w:r>
-        <w:t xml:space="preserve">엘레나: 넷째 걱정. 시간이요. 열네 살 아들이 있어요.</w:t>
-      </w:r>
-    </w:p>
-    <w:p>
-      <w:pPr>
-        <w:numPr>
-          <w:ilvl w:val="0"/>
-          <w:numId w:val="1003"/>
-        </w:numPr>
-      </w:pPr>
-      <w:r>
-        <w:t xml:space="preserve">NOAH: What’s his name?</w:t>
-      </w:r>
-      <w:r>
-        <w:t xml:space="preserve"> </w:t>
-      </w:r>
-      <w:r>
-        <w:t xml:space="preserve">노아: 아드님 이름이 뭐예요?</w:t>
-      </w:r>
-    </w:p>
-    <w:p>
-      <w:pPr>
-        <w:numPr>
-          <w:ilvl w:val="0"/>
-          <w:numId w:val="1003"/>
-        </w:numPr>
-      </w:pPr>
-      <w:r>
-        <w:t xml:space="preserve">ELENA: Mateo. He plays soccer on Saturdays. I don’t miss games.</w:t>
-      </w:r>
-      <w:r>
-        <w:t xml:space="preserve"> </w:t>
-      </w:r>
-      <w:r>
-        <w:t xml:space="preserve">엘레나: 마테오요. 토요일마다 축구를 해요. 난 경기를 빠지지 않아요.</w:t>
-      </w:r>
-    </w:p>
-    <w:p>
-      <w:pPr>
-        <w:numPr>
-          <w:ilvl w:val="0"/>
-          <w:numId w:val="1003"/>
-        </w:numPr>
-      </w:pPr>
-      <w:r>
-        <w:t xml:space="preserve">NOAH: Then we never schedule anything on Saturday mornings.</w:t>
-      </w:r>
-      <w:r>
-        <w:t xml:space="preserve"> </w:t>
-      </w:r>
-      <w:r>
-        <w:t xml:space="preserve">노아: 그럼 토요일 오전엔 절대 일정을 안 잡을게요.</w:t>
-      </w:r>
-    </w:p>
-    <w:p>
-      <w:pPr>
-        <w:numPr>
-          <w:ilvl w:val="0"/>
-          <w:numId w:val="1003"/>
-        </w:numPr>
-      </w:pPr>
-      <w:r>
-        <w:t xml:space="preserve">ELENA: You’re making a lot of promises, Noah.</w:t>
-      </w:r>
-      <w:r>
-        <w:t xml:space="preserve"> </w:t>
-      </w:r>
-      <w:r>
-        <w:t xml:space="preserve">엘레나: 약속을 너무 많이 하네요, 노아.</w:t>
-      </w:r>
-    </w:p>
-    <w:p>
-      <w:pPr>
-        <w:numPr>
-          <w:ilvl w:val="0"/>
-          <w:numId w:val="1003"/>
-        </w:numPr>
-      </w:pPr>
-      <w:r>
-        <w:t xml:space="preserve">NOAH: Then hold me to them. Get it all in writing.</w:t>
-      </w:r>
-      <w:r>
-        <w:t xml:space="preserve"> </w:t>
-      </w:r>
-      <w:r>
-        <w:t xml:space="preserve">노아: 그럼 지키게 만드세요. 전부 서면으로 받아 두세요.</w:t>
-      </w:r>
-    </w:p>
-    <w:p>
-      <w:pPr>
-        <w:numPr>
-          <w:ilvl w:val="0"/>
-          <w:numId w:val="1003"/>
-        </w:numPr>
-      </w:pPr>
-      <w:r>
-        <w:t xml:space="preserve">ELENA: I will. Last question. Why should I trust a marketing guy?</w:t>
-      </w:r>
-      <w:r>
-        <w:t xml:space="preserve"> </w:t>
-      </w:r>
-      <w:r>
-        <w:t xml:space="preserve">엘레나: 그럴 거예요. 마지막 질문. 마케팅 하는 사람을 왜 믿어야 하죠?</w:t>
-      </w:r>
-    </w:p>
-    <w:p>
-      <w:pPr>
-        <w:numPr>
-          <w:ilvl w:val="0"/>
-          <w:numId w:val="1003"/>
-        </w:numPr>
-      </w:pPr>
-      <w:r>
-        <w:t xml:space="preserve">NOAH: Because I wrote</w:t>
-      </w:r>
-      <w:r>
-        <w:t xml:space="preserve"> </w:t>
-      </w:r>
-      <w:r>
         <w:t xml:space="preserve">“</w:t>
       </w:r>
       <w:r>
@@ -1485,77 +798,29 @@
       <w:r>
         <w:t xml:space="preserve">”</w:t>
       </w:r>
-      <w:r>
-        <w:t xml:space="preserve"> </w:t>
-      </w:r>
-      <w:r>
-        <w:t xml:space="preserve">노아: 제가</w:t>
-      </w:r>
-      <w:r>
-        <w:t xml:space="preserve"> </w:t>
-      </w:r>
-      <w:r>
-        <w:t xml:space="preserve">“</w:t>
-      </w:r>
-      <w:r>
-        <w:t xml:space="preserve">머무는 결과</w:t>
-      </w:r>
-      <w:r>
-        <w:t xml:space="preserve">”</w:t>
-      </w:r>
-      <w:r>
-        <w:t xml:space="preserve">를 썼으니까요.</w:t>
-      </w:r>
-    </w:p>
-    <w:p>
-      <w:pPr>
-        <w:numPr>
-          <w:ilvl w:val="0"/>
-          <w:numId w:val="1003"/>
-        </w:numPr>
+    </w:p>
+    <w:p>
+      <w:pPr>
+        <w:pStyle w:val="BodyText"/>
       </w:pPr>
       <w:r>
         <w:t xml:space="preserve">ELENA: That’s not a reason to trust you. That’s a reason not to.</w:t>
       </w:r>
-      <w:r>
-        <w:t xml:space="preserve"> </w:t>
-      </w:r>
-      <w:r>
-        <w:t xml:space="preserve">엘레나: 그건 믿을 이유가 아니에요. 믿지 말아야 할 이유죠.</w:t>
-      </w:r>
-    </w:p>
-    <w:p>
-      <w:pPr>
-        <w:numPr>
-          <w:ilvl w:val="0"/>
-          <w:numId w:val="1003"/>
-        </w:numPr>
+    </w:p>
+    <w:p>
+      <w:pPr>
+        <w:pStyle w:val="BodyText"/>
       </w:pPr>
       <w:r>
         <w:t xml:space="preserve">NOAH: It means I know exactly what marketing hides, because I helped hide it. I know which risks go in small print, so I’ll know where to look for them.</w:t>
       </w:r>
-      <w:r>
-        <w:t xml:space="preserve"> </w:t>
-      </w:r>
-      <w:r>
-        <w:t xml:space="preserve">노아: 마케팅이 뭘 숨기는지 정확히 안다는 뜻이에요. 저도 숨기는 데 한몫했으니까요. 어떤 리스크가 작은 글씨로 들어가는지 알기 때문에, 어디를 봐야 하는지도 알 거예요.</w:t>
-      </w:r>
-    </w:p>
-    <w:p>
-      <w:pPr>
-        <w:numPr>
-          <w:ilvl w:val="0"/>
-          <w:numId w:val="1003"/>
-        </w:numPr>
+    </w:p>
+    <w:p>
+      <w:pPr>
+        <w:pStyle w:val="BodyText"/>
       </w:pPr>
       <w:r>
         <w:t xml:space="preserve">ELENA: Hmm. That’s an honest answer. I’ll give you that.</w:t>
-      </w:r>
-      <w:r>
-        <w:t xml:space="preserve"> </w:t>
-      </w:r>
-      <w:r>
-        <w:t xml:space="preserve">엘레나: 흠. 솔직한 대답이네요. 그건 인정할게요.</w:t>
       </w:r>
     </w:p>
     <w:bookmarkEnd w:id="23"/>
@@ -1570,460 +835,220 @@
     </w:p>
     <w:p>
       <w:pPr>
-        <w:numPr>
-          <w:ilvl w:val="0"/>
-          <w:numId w:val="1004"/>
-        </w:numPr>
+        <w:pStyle w:val="FirstParagraph"/>
       </w:pPr>
       <w:r>
         <w:t xml:space="preserve">PRIYA: Sorry I’m late. Traffic on Mopac was a nightmare.</w:t>
       </w:r>
+    </w:p>
+    <w:p>
+      <w:pPr>
+        <w:pStyle w:val="BodyText"/>
+      </w:pPr>
+      <w:r>
+        <w:t xml:space="preserve">NOAH: Dr. Ruiz, this is Priya Raman. The chemist.</w:t>
+      </w:r>
+    </w:p>
+    <w:p>
+      <w:pPr>
+        <w:pStyle w:val="BodyText"/>
+      </w:pPr>
+      <w:r>
+        <w:t xml:space="preserve">ELENA: The famous chapter four. Nice to meet you, Priya.</w:t>
+      </w:r>
+    </w:p>
+    <w:p>
+      <w:pPr>
+        <w:pStyle w:val="BodyText"/>
+      </w:pPr>
+      <w:r>
+        <w:t xml:space="preserve">PRIYA: Nice to meet you. Noah talks about you like a superhero.</w:t>
+      </w:r>
+    </w:p>
+    <w:p>
+      <w:pPr>
+        <w:pStyle w:val="BodyText"/>
+      </w:pPr>
+      <w:r>
+        <w:t xml:space="preserve">ELENA: He talks about everything like that. Can I ask you a hard question?</w:t>
+      </w:r>
+    </w:p>
+    <w:p>
+      <w:pPr>
+        <w:pStyle w:val="BodyText"/>
+      </w:pPr>
+      <w:r>
+        <w:t xml:space="preserve">PRIYA: Please. I prefer hard questions.</w:t>
+      </w:r>
+    </w:p>
+    <w:p>
+      <w:pPr>
+        <w:pStyle w:val="BodyText"/>
+      </w:pPr>
+      <w:r>
+        <w:t xml:space="preserve">ELENA: Fillers are sterilized with heat. Will your weak links survive the autoclave?</w:t>
+      </w:r>
+    </w:p>
+    <w:p>
+      <w:pPr>
+        <w:pStyle w:val="BodyText"/>
+      </w:pPr>
+      <w:r>
+        <w:t xml:space="preserve">PRIYA: Good question. Marcus asked Noah the same thing last week.</w:t>
+      </w:r>
+    </w:p>
+    <w:p>
+      <w:pPr>
+        <w:pStyle w:val="BodyText"/>
+      </w:pPr>
+      <w:r>
+        <w:t xml:space="preserve">ELENA: And the answer?</w:t>
+      </w:r>
+    </w:p>
+    <w:p>
+      <w:pPr>
+        <w:pStyle w:val="BodyText"/>
+      </w:pPr>
+      <w:r>
+        <w:t xml:space="preserve">PRIYA: The honest answer is, I don’t know yet.</w:t>
+      </w:r>
+    </w:p>
+    <w:p>
+      <w:pPr>
+        <w:pStyle w:val="BodyText"/>
+      </w:pPr>
+      <w:r>
+        <w:t xml:space="preserve">ELENA: Good.</w:t>
+      </w:r>
       <w:r>
         <w:t xml:space="preserve"> </w:t>
       </w:r>
       <w:r>
-        <w:t xml:space="preserve">프리야: 늦어서 죄송해요. 모팩 고속도로가 완전 지옥이었어요.</w:t>
-      </w:r>
-    </w:p>
-    <w:p>
-      <w:pPr>
-        <w:numPr>
-          <w:ilvl w:val="0"/>
-          <w:numId w:val="1004"/>
-        </w:numPr>
-      </w:pPr>
-      <w:r>
-        <w:t xml:space="preserve">NOAH: Dr. Ruiz, this is Priya Raman. The chemist.</w:t>
+        <w:t xml:space="preserve">“</w:t>
+      </w:r>
+      <w:r>
+        <w:t xml:space="preserve">I don’t know</w:t>
+      </w:r>
+      <w:r>
+        <w:t xml:space="preserve">”</w:t>
       </w:r>
       <w:r>
         <w:t xml:space="preserve"> </w:t>
       </w:r>
       <w:r>
-        <w:t xml:space="preserve">노아: 루이스 선생님, 이쪽은 프리야 라만이에요. 그 화학자요.</w:t>
-      </w:r>
-    </w:p>
-    <w:p>
-      <w:pPr>
-        <w:numPr>
-          <w:ilvl w:val="0"/>
-          <w:numId w:val="1004"/>
-        </w:numPr>
-      </w:pPr>
-      <w:r>
-        <w:t xml:space="preserve">ELENA: The famous chapter four. Nice to meet you, Priya.</w:t>
-      </w:r>
-      <w:r>
-        <w:t xml:space="preserve"> </w:t>
-      </w:r>
-      <w:r>
-        <w:t xml:space="preserve">엘레나: 그 유명한 4장의 주인공이군요. 반가워요, 프리야.</w:t>
-      </w:r>
-    </w:p>
-    <w:p>
-      <w:pPr>
-        <w:numPr>
-          <w:ilvl w:val="0"/>
-          <w:numId w:val="1004"/>
-        </w:numPr>
-      </w:pPr>
-      <w:r>
-        <w:t xml:space="preserve">PRIYA: Nice to meet you. Noah talks about you like a superhero.</w:t>
-      </w:r>
-      <w:r>
-        <w:t xml:space="preserve"> </w:t>
-      </w:r>
-      <w:r>
-        <w:t xml:space="preserve">프리야: 반갑습니다. 노아가 선생님을 슈퍼히어로처럼 얘기하던데요.</w:t>
-      </w:r>
-    </w:p>
-    <w:p>
-      <w:pPr>
-        <w:numPr>
-          <w:ilvl w:val="0"/>
-          <w:numId w:val="1004"/>
-        </w:numPr>
-      </w:pPr>
-      <w:r>
-        <w:t xml:space="preserve">ELENA: He talks about everything like that. Can I ask you a hard question?</w:t>
-      </w:r>
-      <w:r>
-        <w:t xml:space="preserve"> </w:t>
-      </w:r>
-      <w:r>
-        <w:t xml:space="preserve">엘레나: 이 사람은 뭐든 그렇게 얘기하죠. 어려운 질문 하나 해도 될까요?</w:t>
-      </w:r>
-    </w:p>
-    <w:p>
-      <w:pPr>
-        <w:numPr>
-          <w:ilvl w:val="0"/>
-          <w:numId w:val="1004"/>
-        </w:numPr>
-      </w:pPr>
-      <w:r>
-        <w:t xml:space="preserve">PRIYA: Please. I prefer hard questions.</w:t>
-      </w:r>
-      <w:r>
-        <w:t xml:space="preserve"> </w:t>
-      </w:r>
-      <w:r>
-        <w:t xml:space="preserve">프리야: 해 주세요. 전 어려운 질문이 더 좋아요.</w:t>
-      </w:r>
-    </w:p>
-    <w:p>
-      <w:pPr>
-        <w:numPr>
-          <w:ilvl w:val="0"/>
-          <w:numId w:val="1004"/>
-        </w:numPr>
-      </w:pPr>
-      <w:r>
-        <w:t xml:space="preserve">ELENA: Fillers are sterilized with heat. Will your weak links survive the autoclave?</w:t>
-      </w:r>
-      <w:r>
-        <w:t xml:space="preserve"> </w:t>
-      </w:r>
-      <w:r>
-        <w:t xml:space="preserve">엘레나: 필러는 열로 멸균하잖아요. 그 약한 연결고리가 고압 멸균을 견딜까요?</w:t>
-      </w:r>
-    </w:p>
-    <w:p>
-      <w:pPr>
-        <w:numPr>
-          <w:ilvl w:val="0"/>
-          <w:numId w:val="1004"/>
-        </w:numPr>
-      </w:pPr>
-      <w:r>
-        <w:t xml:space="preserve">PRIYA: Good question. Marcus asked Noah the same thing last week.</w:t>
-      </w:r>
-      <w:r>
-        <w:t xml:space="preserve"> </w:t>
-      </w:r>
-      <w:r>
-        <w:t xml:space="preserve">프리야: 좋은 질문이에요. 마커스도 지난주에 노아한테 똑같은 걸 물었대요.</w:t>
-      </w:r>
-    </w:p>
-    <w:p>
-      <w:pPr>
-        <w:numPr>
-          <w:ilvl w:val="0"/>
-          <w:numId w:val="1004"/>
-        </w:numPr>
-      </w:pPr>
-      <w:r>
-        <w:t xml:space="preserve">ELENA: And the answer?</w:t>
-      </w:r>
-      <w:r>
-        <w:t xml:space="preserve"> </w:t>
-      </w:r>
-      <w:r>
-        <w:t xml:space="preserve">엘레나: 그래서 답은요?</w:t>
-      </w:r>
-    </w:p>
-    <w:p>
-      <w:pPr>
-        <w:numPr>
-          <w:ilvl w:val="0"/>
-          <w:numId w:val="1004"/>
-        </w:numPr>
-      </w:pPr>
-      <w:r>
-        <w:t xml:space="preserve">PRIYA: The honest answer is, I don’t know yet.</w:t>
-      </w:r>
-      <w:r>
-        <w:t xml:space="preserve"> </w:t>
-      </w:r>
-      <w:r>
-        <w:t xml:space="preserve">프리야: 솔직한 답은, 아직 모른다는 거예요.</w:t>
-      </w:r>
-    </w:p>
-    <w:p>
-      <w:pPr>
-        <w:numPr>
-          <w:ilvl w:val="0"/>
-          <w:numId w:val="1004"/>
-        </w:numPr>
-      </w:pPr>
-      <w:r>
-        <w:t xml:space="preserve">ELENA: Good.</w:t>
-      </w:r>
-      <w:r>
-        <w:t xml:space="preserve"> </w:t>
-      </w:r>
-      <w:r>
-        <w:t xml:space="preserve">“</w:t>
-      </w:r>
-      <w:r>
-        <w:t xml:space="preserve">I don’t know</w:t>
-      </w:r>
-      <w:r>
-        <w:t xml:space="preserve">”</w:t>
-      </w:r>
-      <w:r>
-        <w:t xml:space="preserve"> </w:t>
-      </w:r>
-      <w:r>
         <w:t xml:space="preserve">is the most trustworthy answer in science.</w:t>
       </w:r>
-      <w:r>
-        <w:t xml:space="preserve"> </w:t>
-      </w:r>
-      <w:r>
-        <w:t xml:space="preserve">엘레나: 좋아요.</w:t>
-      </w:r>
-      <w:r>
-        <w:t xml:space="preserve"> </w:t>
-      </w:r>
-      <w:r>
-        <w:t xml:space="preserve">“</w:t>
-      </w:r>
-      <w:r>
-        <w:t xml:space="preserve">모르겠다</w:t>
-      </w:r>
-      <w:r>
-        <w:t xml:space="preserve">”</w:t>
-      </w:r>
-      <w:r>
-        <w:t xml:space="preserve">는 과학에서 가장 믿을 만한 대답이에요.</w:t>
-      </w:r>
-    </w:p>
-    <w:p>
-      <w:pPr>
-        <w:numPr>
-          <w:ilvl w:val="0"/>
-          <w:numId w:val="1004"/>
-        </w:numPr>
+    </w:p>
+    <w:p>
+      <w:pPr>
+        <w:pStyle w:val="BodyText"/>
       </w:pPr>
       <w:r>
         <w:t xml:space="preserve">PRIYA: I can tell you how I’d find out. Three tests, about six weeks. Each test checks something different, and if the gel survives all three, then we’ll have real data instead of hope.</w:t>
       </w:r>
-      <w:r>
-        <w:t xml:space="preserve"> </w:t>
-      </w:r>
-      <w:r>
-        <w:t xml:space="preserve">프리야: 어떻게 알아낼지는 말씀드릴 수 있어요. 시험 세 가지, 6주쯤이요. 시험마다 확인하는 게 다르고, 젤이 세 가지를 다 견디면 그때는 희망 대신 진짜 데이터가 생기는 거예요.</w:t>
-      </w:r>
-    </w:p>
-    <w:p>
-      <w:pPr>
-        <w:numPr>
-          <w:ilvl w:val="0"/>
-          <w:numId w:val="1004"/>
-        </w:numPr>
+    </w:p>
+    <w:p>
+      <w:pPr>
+        <w:pStyle w:val="BodyText"/>
       </w:pPr>
       <w:r>
         <w:t xml:space="preserve">ELENA: And if it fails?</w:t>
       </w:r>
-      <w:r>
-        <w:t xml:space="preserve"> </w:t>
-      </w:r>
-      <w:r>
-        <w:t xml:space="preserve">엘레나: 실패하면요?</w:t>
-      </w:r>
-    </w:p>
-    <w:p>
-      <w:pPr>
-        <w:numPr>
-          <w:ilvl w:val="0"/>
-          <w:numId w:val="1004"/>
-        </w:numPr>
+    </w:p>
+    <w:p>
+      <w:pPr>
+        <w:pStyle w:val="BodyText"/>
       </w:pPr>
       <w:r>
         <w:t xml:space="preserve">PRIYA: Then we redesign the link, or we stop. I won’t fall in love with my own chemistry. Data decides, not Noah, and definitely not the investors.</w:t>
       </w:r>
-      <w:r>
-        <w:t xml:space="preserve"> </w:t>
-      </w:r>
-      <w:r>
-        <w:t xml:space="preserve">프리야: 그럼 연결고리를 다시 설계하거나, 멈추는 거죠. 제 화학에 빠져서 눈이 멀진 않을 거예요. 노아가 아니라 데이터가 결정해요. 투자자는 더더욱 아니고요.</w:t>
-      </w:r>
-    </w:p>
-    <w:p>
-      <w:pPr>
-        <w:numPr>
-          <w:ilvl w:val="0"/>
-          <w:numId w:val="1004"/>
-        </w:numPr>
+    </w:p>
+    <w:p>
+      <w:pPr>
+        <w:pStyle w:val="BodyText"/>
       </w:pPr>
       <w:r>
         <w:t xml:space="preserve">NOAH: Hey. I’m standing right here.</w:t>
       </w:r>
-      <w:r>
-        <w:t xml:space="preserve"> </w:t>
-      </w:r>
-      <w:r>
-        <w:t xml:space="preserve">노아: 저기요. 나 바로 여기 서 있거든.</w:t>
-      </w:r>
-    </w:p>
-    <w:p>
-      <w:pPr>
-        <w:numPr>
-          <w:ilvl w:val="0"/>
-          <w:numId w:val="1004"/>
-        </w:numPr>
+    </w:p>
+    <w:p>
+      <w:pPr>
+        <w:pStyle w:val="BodyText"/>
       </w:pPr>
       <w:r>
         <w:t xml:space="preserve">ELENA: I like her already, Noah.</w:t>
       </w:r>
-      <w:r>
-        <w:t xml:space="preserve"> </w:t>
-      </w:r>
-      <w:r>
-        <w:t xml:space="preserve">엘레나: 벌써 이분이 마음에 드네요, 노아.</w:t>
-      </w:r>
-    </w:p>
-    <w:p>
-      <w:pPr>
-        <w:numPr>
-          <w:ilvl w:val="0"/>
-          <w:numId w:val="1004"/>
-        </w:numPr>
+    </w:p>
+    <w:p>
+      <w:pPr>
+        <w:pStyle w:val="BodyText"/>
       </w:pPr>
       <w:r>
         <w:t xml:space="preserve">PRIYA: Dr. Ruiz, can I ask you a question too?</w:t>
       </w:r>
-      <w:r>
-        <w:t xml:space="preserve"> </w:t>
-      </w:r>
-      <w:r>
-        <w:t xml:space="preserve">프리야: 루이스 선생님, 저도 하나 여쭤봐도 될까요?</w:t>
-      </w:r>
-    </w:p>
-    <w:p>
-      <w:pPr>
-        <w:numPr>
-          <w:ilvl w:val="0"/>
-          <w:numId w:val="1004"/>
-        </w:numPr>
+    </w:p>
+    <w:p>
+      <w:pPr>
+        <w:pStyle w:val="BodyText"/>
       </w:pPr>
       <w:r>
         <w:t xml:space="preserve">ELENA: Call me Elena. Go ahead.</w:t>
       </w:r>
-      <w:r>
-        <w:t xml:space="preserve"> </w:t>
-      </w:r>
-      <w:r>
-        <w:t xml:space="preserve">엘레나: 엘레나라고 불러요. 물어보세요.</w:t>
-      </w:r>
-    </w:p>
-    <w:p>
-      <w:pPr>
-        <w:numPr>
-          <w:ilvl w:val="0"/>
-          <w:numId w:val="1004"/>
-        </w:numPr>
+    </w:p>
+    <w:p>
+      <w:pPr>
+        <w:pStyle w:val="BodyText"/>
       </w:pPr>
       <w:r>
         <w:t xml:space="preserve">PRIYA: If this works, would you actually use it? On your own patients?</w:t>
       </w:r>
-      <w:r>
-        <w:t xml:space="preserve"> </w:t>
-      </w:r>
-      <w:r>
-        <w:t xml:space="preserve">프리야: 이게 성공하면, 정말 쓰실 거예요? 선생님 환자들한테요?</w:t>
-      </w:r>
-    </w:p>
-    <w:p>
-      <w:pPr>
-        <w:numPr>
-          <w:ilvl w:val="0"/>
-          <w:numId w:val="1004"/>
-        </w:numPr>
+    </w:p>
+    <w:p>
+      <w:pPr>
+        <w:pStyle w:val="BodyText"/>
       </w:pPr>
       <w:r>
         <w:t xml:space="preserve">ELENA: If the data is good, yes. Without hesitation.</w:t>
       </w:r>
-      <w:r>
-        <w:t xml:space="preserve"> </w:t>
-      </w:r>
-      <w:r>
-        <w:t xml:space="preserve">엘레나: 데이터가 좋다면요. 망설임 없이.</w:t>
-      </w:r>
-    </w:p>
-    <w:p>
-      <w:pPr>
-        <w:numPr>
-          <w:ilvl w:val="0"/>
-          <w:numId w:val="1004"/>
-        </w:numPr>
+    </w:p>
+    <w:p>
+      <w:pPr>
+        <w:pStyle w:val="BodyText"/>
       </w:pPr>
       <w:r>
         <w:t xml:space="preserve">PRIYA: Then that’s the only endorsement I care about.</w:t>
       </w:r>
-      <w:r>
-        <w:t xml:space="preserve"> </w:t>
-      </w:r>
-      <w:r>
-        <w:t xml:space="preserve">프리야: 그럼 그게 제가 신경 쓰는 유일한 추천이에요.</w:t>
-      </w:r>
-    </w:p>
-    <w:p>
-      <w:pPr>
-        <w:numPr>
-          <w:ilvl w:val="0"/>
-          <w:numId w:val="1004"/>
-        </w:numPr>
+    </w:p>
+    <w:p>
+      <w:pPr>
+        <w:pStyle w:val="BodyText"/>
       </w:pPr>
       <w:r>
         <w:t xml:space="preserve">NOAH: So, Elena. What would it take?</w:t>
       </w:r>
-      <w:r>
-        <w:t xml:space="preserve"> </w:t>
-      </w:r>
-      <w:r>
-        <w:t xml:space="preserve">노아: 그래서 엘레나. 어떻게 하면 함께하실 수 있을까요?</w:t>
-      </w:r>
-    </w:p>
-    <w:p>
-      <w:pPr>
-        <w:numPr>
-          <w:ilvl w:val="0"/>
-          <w:numId w:val="1004"/>
-        </w:numPr>
+    </w:p>
+    <w:p>
+      <w:pPr>
+        <w:pStyle w:val="BodyText"/>
       </w:pPr>
       <w:r>
         <w:t xml:space="preserve">ELENA: What would it take. Let me think.</w:t>
       </w:r>
-      <w:r>
-        <w:t xml:space="preserve"> </w:t>
-      </w:r>
-      <w:r>
-        <w:t xml:space="preserve">엘레나: 어떻게 하면이라. 생각 좀 해 볼게요.</w:t>
-      </w:r>
-    </w:p>
-    <w:p>
-      <w:pPr>
-        <w:numPr>
-          <w:ilvl w:val="0"/>
-          <w:numId w:val="1004"/>
-        </w:numPr>
+    </w:p>
+    <w:p>
+      <w:pPr>
+        <w:pStyle w:val="BodyText"/>
       </w:pPr>
       <w:r>
         <w:t xml:space="preserve">PRIYA: Take your time. He’ll wait. Impatiently.</w:t>
       </w:r>
-      <w:r>
-        <w:t xml:space="preserve"> </w:t>
-      </w:r>
-      <w:r>
-        <w:t xml:space="preserve">프리야: 천천히 생각하세요. 얘는 기다릴 거예요. 안절부절못하면서.</w:t>
-      </w:r>
-    </w:p>
-    <w:p>
-      <w:pPr>
-        <w:numPr>
-          <w:ilvl w:val="0"/>
-          <w:numId w:val="1004"/>
-        </w:numPr>
+    </w:p>
+    <w:p>
+      <w:pPr>
+        <w:pStyle w:val="BodyText"/>
       </w:pPr>
       <w:r>
         <w:t xml:space="preserve">ELENA: One condition above everything else.</w:t>
-      </w:r>
-      <w:r>
-        <w:t xml:space="preserve"> </w:t>
-      </w:r>
-      <w:r>
-        <w:t xml:space="preserve">엘레나: 무엇보다 중요한 조건이 하나 있어요.</w:t>
       </w:r>
     </w:p>
     <w:bookmarkEnd w:id="24"/>
@@ -2038,257 +1063,122 @@
     </w:p>
     <w:p>
       <w:pPr>
-        <w:numPr>
-          <w:ilvl w:val="0"/>
-          <w:numId w:val="1005"/>
-        </w:numPr>
+        <w:pStyle w:val="FirstParagraph"/>
       </w:pPr>
       <w:r>
         <w:t xml:space="preserve">NOAH: Name it.</w:t>
       </w:r>
-      <w:r>
-        <w:t xml:space="preserve"> </w:t>
-      </w:r>
-      <w:r>
-        <w:t xml:space="preserve">노아: 말씀하세요.</w:t>
-      </w:r>
-    </w:p>
-    <w:p>
-      <w:pPr>
-        <w:numPr>
-          <w:ilvl w:val="0"/>
-          <w:numId w:val="1005"/>
-        </w:numPr>
+    </w:p>
+    <w:p>
+      <w:pPr>
+        <w:pStyle w:val="BodyText"/>
       </w:pPr>
       <w:r>
         <w:t xml:space="preserve">ELENA: If I say a product is not safe, it doesn’t ship. Period.</w:t>
       </w:r>
-      <w:r>
-        <w:t xml:space="preserve"> </w:t>
-      </w:r>
-      <w:r>
-        <w:t xml:space="preserve">엘레나: 내가 제품이 안전하지 않다고 하면, 출시는 없어요. 끝.</w:t>
-      </w:r>
-    </w:p>
-    <w:p>
-      <w:pPr>
-        <w:numPr>
-          <w:ilvl w:val="0"/>
-          <w:numId w:val="1005"/>
-        </w:numPr>
+    </w:p>
+    <w:p>
+      <w:pPr>
+        <w:pStyle w:val="BodyText"/>
       </w:pPr>
       <w:r>
         <w:t xml:space="preserve">NOAH: Even if investors are screaming? Even if we’re out of money?</w:t>
       </w:r>
-      <w:r>
-        <w:t xml:space="preserve"> </w:t>
-      </w:r>
-      <w:r>
-        <w:t xml:space="preserve">노아: 투자자들이 소리를 질러도요? 돈이 다 떨어져도요?</w:t>
-      </w:r>
-    </w:p>
-    <w:p>
-      <w:pPr>
-        <w:numPr>
-          <w:ilvl w:val="0"/>
-          <w:numId w:val="1005"/>
-        </w:numPr>
+    </w:p>
+    <w:p>
+      <w:pPr>
+        <w:pStyle w:val="BodyText"/>
       </w:pPr>
       <w:r>
         <w:t xml:space="preserve">ELENA: Especially then. That’s when companies cut corners. When the money is running out and everyone is tired, the pressure to ship becomes enormous, and that’s exactly when patients get hurt.</w:t>
       </w:r>
-      <w:r>
-        <w:t xml:space="preserve"> </w:t>
-      </w:r>
-      <w:r>
-        <w:t xml:space="preserve">엘레나: 그럴 때일수록요. 회사들이 편법을 쓰는 게 바로 그때니까. 돈은 떨어져 가고 다들 지쳐 있으면 출시하라는 압박이 엄청나지고, 환자가 다치는 게 바로 그때예요.</w:t>
-      </w:r>
-    </w:p>
-    <w:p>
-      <w:pPr>
-        <w:numPr>
-          <w:ilvl w:val="0"/>
-          <w:numId w:val="1005"/>
-        </w:numPr>
+    </w:p>
+    <w:p>
+      <w:pPr>
+        <w:pStyle w:val="BodyText"/>
       </w:pPr>
       <w:r>
         <w:t xml:space="preserve">PRIYA: I agree with that completely.</w:t>
       </w:r>
-      <w:r>
-        <w:t xml:space="preserve"> </w:t>
-      </w:r>
-      <w:r>
-        <w:t xml:space="preserve">프리야: 전 거기 전적으로 동의해요.</w:t>
-      </w:r>
-    </w:p>
-    <w:p>
-      <w:pPr>
-        <w:numPr>
-          <w:ilvl w:val="0"/>
-          <w:numId w:val="1005"/>
-        </w:numPr>
+    </w:p>
+    <w:p>
+      <w:pPr>
+        <w:pStyle w:val="BodyText"/>
       </w:pPr>
       <w:r>
         <w:t xml:space="preserve">NOAH: Then it’s a deal. You have the final say on safety.</w:t>
       </w:r>
-      <w:r>
-        <w:t xml:space="preserve"> </w:t>
-      </w:r>
-      <w:r>
-        <w:t xml:space="preserve">노아: 그럼 합의예요. 안전에 관해선 선생님이 최종 결정권을 가져요.</w:t>
-      </w:r>
-    </w:p>
-    <w:p>
-      <w:pPr>
-        <w:numPr>
-          <w:ilvl w:val="0"/>
-          <w:numId w:val="1005"/>
-        </w:numPr>
+    </w:p>
+    <w:p>
+      <w:pPr>
+        <w:pStyle w:val="BodyText"/>
       </w:pPr>
       <w:r>
         <w:t xml:space="preserve">ELENA: In writing.</w:t>
       </w:r>
-      <w:r>
-        <w:t xml:space="preserve"> </w:t>
-      </w:r>
-      <w:r>
-        <w:t xml:space="preserve">엘레나: 서면으로.</w:t>
-      </w:r>
-    </w:p>
-    <w:p>
-      <w:pPr>
-        <w:numPr>
-          <w:ilvl w:val="0"/>
-          <w:numId w:val="1005"/>
-        </w:numPr>
+    </w:p>
+    <w:p>
+      <w:pPr>
+        <w:pStyle w:val="BodyText"/>
       </w:pPr>
       <w:r>
         <w:t xml:space="preserve">NOAH: In writing. With a lawyer. We’re finding one this week.</w:t>
       </w:r>
-      <w:r>
-        <w:t xml:space="preserve"> </w:t>
-      </w:r>
-      <w:r>
-        <w:t xml:space="preserve">노아: 서면으로요. 변호사와 함께. 이번 주에 구할 거예요.</w:t>
-      </w:r>
-    </w:p>
-    <w:p>
-      <w:pPr>
-        <w:numPr>
-          <w:ilvl w:val="0"/>
-          <w:numId w:val="1005"/>
-        </w:numPr>
+    </w:p>
+    <w:p>
+      <w:pPr>
+        <w:pStyle w:val="BodyText"/>
       </w:pPr>
       <w:r>
         <w:t xml:space="preserve">ELENA: Then I’m in. Part-time at first, until there’s real money.</w:t>
       </w:r>
-      <w:r>
-        <w:t xml:space="preserve"> </w:t>
-      </w:r>
-      <w:r>
-        <w:t xml:space="preserve">엘레나: 그럼 함께할게요. 진짜 돈이 들어올 때까진 파트타임으로.</w:t>
-      </w:r>
-    </w:p>
-    <w:p>
-      <w:pPr>
-        <w:numPr>
-          <w:ilvl w:val="0"/>
-          <w:numId w:val="1005"/>
-        </w:numPr>
+    </w:p>
+    <w:p>
+      <w:pPr>
+        <w:pStyle w:val="BodyText"/>
       </w:pPr>
       <w:r>
         <w:t xml:space="preserve">NOAH: Thank you, Elena. Really.</w:t>
       </w:r>
-      <w:r>
-        <w:t xml:space="preserve"> </w:t>
-      </w:r>
-      <w:r>
-        <w:t xml:space="preserve">노아: 감사합니다, 엘레나. 정말로요.</w:t>
-      </w:r>
-    </w:p>
-    <w:p>
-      <w:pPr>
-        <w:numPr>
-          <w:ilvl w:val="0"/>
-          <w:numId w:val="1005"/>
-        </w:numPr>
+    </w:p>
+    <w:p>
+      <w:pPr>
+        <w:pStyle w:val="BodyText"/>
       </w:pPr>
       <w:r>
         <w:t xml:space="preserve">ELENA: Don’t thank me yet. First, do no harm. That’s my rule.</w:t>
       </w:r>
-      <w:r>
-        <w:t xml:space="preserve"> </w:t>
-      </w:r>
-      <w:r>
-        <w:t xml:space="preserve">엘레나: 아직 고마워하지 마요. 무엇보다 해를 끼치지 말 것. 그게 내 원칙이에요.</w:t>
-      </w:r>
-    </w:p>
-    <w:p>
-      <w:pPr>
-        <w:numPr>
-          <w:ilvl w:val="0"/>
-          <w:numId w:val="1005"/>
-        </w:numPr>
+    </w:p>
+    <w:p>
+      <w:pPr>
+        <w:pStyle w:val="BodyText"/>
       </w:pPr>
       <w:r>
         <w:t xml:space="preserve">PRIYA: First, do no harm. I like that as a company rule too.</w:t>
       </w:r>
-      <w:r>
-        <w:t xml:space="preserve"> </w:t>
-      </w:r>
-      <w:r>
-        <w:t xml:space="preserve">프리야: 무엇보다 해를 끼치지 말 것. 회사 원칙으로도 좋네요.</w:t>
-      </w:r>
-    </w:p>
-    <w:p>
-      <w:pPr>
-        <w:numPr>
-          <w:ilvl w:val="0"/>
-          <w:numId w:val="1005"/>
-        </w:numPr>
+    </w:p>
+    <w:p>
+      <w:pPr>
+        <w:pStyle w:val="BodyText"/>
       </w:pPr>
       <w:r>
         <w:t xml:space="preserve">ELENA: Now, the next step. Who owns what in this company?</w:t>
       </w:r>
-      <w:r>
-        <w:t xml:space="preserve"> </w:t>
-      </w:r>
-      <w:r>
-        <w:t xml:space="preserve">엘레나: 자, 다음 단계요. 이 회사에서 누가 얼마나 갖죠?</w:t>
-      </w:r>
-    </w:p>
-    <w:p>
-      <w:pPr>
-        <w:numPr>
-          <w:ilvl w:val="0"/>
-          <w:numId w:val="1005"/>
-        </w:numPr>
+    </w:p>
+    <w:p>
+      <w:pPr>
+        <w:pStyle w:val="BodyText"/>
       </w:pPr>
       <w:r>
         <w:t xml:space="preserve">NOAH: We haven’t talked about that yet.</w:t>
       </w:r>
-      <w:r>
-        <w:t xml:space="preserve"> </w:t>
-      </w:r>
-      <w:r>
-        <w:t xml:space="preserve">노아: 그 얘긴 아직 안 했어요.</w:t>
-      </w:r>
-    </w:p>
-    <w:p>
-      <w:pPr>
-        <w:numPr>
-          <w:ilvl w:val="0"/>
-          <w:numId w:val="1005"/>
-        </w:numPr>
+    </w:p>
+    <w:p>
+      <w:pPr>
+        <w:pStyle w:val="BodyText"/>
       </w:pPr>
       <w:r>
         <w:t xml:space="preserve">ELENA: Then talk about it soon. Saturday afternoon, after Mateo’s game. Bring everyone.</w:t>
-      </w:r>
-      <w:r>
-        <w:t xml:space="preserve"> </w:t>
-      </w:r>
-      <w:r>
-        <w:t xml:space="preserve">엘레나: 그럼 빨리 해요. 토요일 오후, 마테오 경기 끝나고요. 다 데려와요.</w:t>
       </w:r>
     </w:p>
     <w:p>
@@ -2429,7 +1319,7 @@
               <w:jc w:val="left"/>
             </w:pPr>
             <w:r>
-              <w:t xml:space="preserve">16턴. 짧은 미팅에서 시간이 제한돼 있음을 알릴 때.</w:t>
+              <w:t xml:space="preserve">장면1. 짧은 미팅에서 시간이 제한돼 있음을 알릴 때.</w:t>
             </w:r>
           </w:p>
         </w:tc>
@@ -2479,7 +1369,7 @@
               <w:jc w:val="left"/>
             </w:pPr>
             <w:r>
-              <w:t xml:space="preserve">30턴. 상대의 말을 더 듣고 싶다는 신호.</w:t>
+              <w:t xml:space="preserve">장면1. 상대의 말을 더 듣고 싶다는 신호.</w:t>
             </w:r>
           </w:p>
         </w:tc>
@@ -2529,7 +1419,7 @@
               <w:jc w:val="left"/>
             </w:pPr>
             <w:r>
-              <w:t xml:space="preserve">51턴. 설득 전에 상대의 우려를 먼저 끌어내는 질문.</w:t>
+              <w:t xml:space="preserve">장면2. 설득 전에 상대의 우려를 먼저 끌어내는 질문.</w:t>
             </w:r>
           </w:p>
         </w:tc>
@@ -2579,7 +1469,7 @@
               <w:jc w:val="left"/>
             </w:pPr>
             <w:r>
-              <w:t xml:space="preserve">55턴. 우려를 인정한 뒤 해결책을 제시할 때.</w:t>
+              <w:t xml:space="preserve">장면2. 우려를 인정한 뒤 해결책을 제시할 때.</w:t>
             </w:r>
           </w:p>
         </w:tc>
@@ -2629,7 +1519,7 @@
               <w:jc w:val="left"/>
             </w:pPr>
             <w:r>
-              <w:t xml:space="preserve">56~59턴. 의료·금융·공공 분야에서 필수 어휘.</w:t>
+              <w:t xml:space="preserve">장면2. 의료·금융·공공 분야에서 필수 어휘.</w:t>
             </w:r>
           </w:p>
         </w:tc>
@@ -2679,7 +1569,7 @@
               <w:jc w:val="left"/>
             </w:pPr>
             <w:r>
-              <w:t xml:space="preserve">75턴. 약속에 책임을 지겠다는 강한 표현. (hold someone to something)</w:t>
+              <w:t xml:space="preserve">장면2. 약속에 책임을 지겠다는 강한 표현. (hold someone to something)</w:t>
             </w:r>
           </w:p>
         </w:tc>
@@ -2729,7 +1619,7 @@
               <w:jc w:val="left"/>
             </w:pPr>
             <w:r>
-              <w:t xml:space="preserve">80턴. 논쟁 중 상대의 한 가지 점을 인정할 때.</w:t>
+              <w:t xml:space="preserve">장면2. 논쟁 중 상대의 한 가지 점을 인정할 때.</w:t>
             </w:r>
           </w:p>
         </w:tc>
@@ -2779,7 +1669,7 @@
               <w:jc w:val="left"/>
             </w:pPr>
             <w:r>
-              <w:t xml:space="preserve">102턴. 상대의 조건을 직접 묻는 협상의 핵심 질문.</w:t>
+              <w:t xml:space="preserve">절정·전환. 상대의 조건을 직접 묻는 협상의 핵심 질문.</w:t>
             </w:r>
           </w:p>
         </w:tc>
@@ -2829,7 +1719,7 @@
               <w:jc w:val="left"/>
             </w:pPr>
             <w:r>
-              <w:t xml:space="preserve">107턴. 양보할 수 없는 원칙을 말할 때 문장 끝에 붙임.</w:t>
+              <w:t xml:space="preserve">마무리. 양보할 수 없는 원칙을 말할 때 문장 끝에 붙임.</w:t>
             </w:r>
           </w:p>
         </w:tc>
@@ -2879,7 +1769,7 @@
               <w:jc w:val="left"/>
             </w:pPr>
             <w:r>
-              <w:t xml:space="preserve">109턴. 품질·안전 관련 회의에서 매우 자주 쓰이는 표현.</w:t>
+              <w:t xml:space="preserve">마무리. 품질·안전 관련 회의에서 매우 자주 쓰이는 표현.</w:t>
             </w:r>
           </w:p>
         </w:tc>
@@ -2963,7 +1853,7 @@
       <w:pPr>
         <w:numPr>
           <w:ilvl w:val="0"/>
-          <w:numId w:val="1006"/>
+          <w:numId w:val="1001"/>
         </w:numPr>
         <w:pStyle w:val="Compact"/>
       </w:pPr>
@@ -2985,7 +1875,7 @@
       <w:pPr>
         <w:numPr>
           <w:ilvl w:val="0"/>
-          <w:numId w:val="1006"/>
+          <w:numId w:val="1001"/>
         </w:numPr>
         <w:pStyle w:val="Compact"/>
       </w:pPr>
@@ -3007,7 +1897,7 @@
       <w:pPr>
         <w:numPr>
           <w:ilvl w:val="0"/>
-          <w:numId w:val="1006"/>
+          <w:numId w:val="1001"/>
         </w:numPr>
         <w:pStyle w:val="Compact"/>
       </w:pPr>
@@ -3042,7 +1932,7 @@
       <w:pPr>
         <w:numPr>
           <w:ilvl w:val="0"/>
-          <w:numId w:val="1006"/>
+          <w:numId w:val="1001"/>
         </w:numPr>
         <w:pStyle w:val="Compact"/>
       </w:pPr>
@@ -3119,7 +2009,7 @@
           <w:bCs/>
           <w:b/>
         </w:rPr>
-        <w:t xml:space="preserve">109턴 ELENA:</w:t>
+        <w:t xml:space="preserve">ELENA (마무리):</w:t>
       </w:r>
       <w:r>
         <w:t xml:space="preserve"> </w:t>
@@ -3483,9 +2373,1066 @@
         <w:t xml:space="preserve">는 원칙을 같은 구조로 30단어 안팎으로 설명해 보기.</w:t>
       </w:r>
     </w:p>
+    <w:p>
+      <w:r>
+        <w:pict>
+          <v:rect style="width:0;height:1.5pt" o:hralign="center" o:hrstd="t" o:hr="t"/>
+        </w:pict>
+      </w:r>
+    </w:p>
     <w:bookmarkEnd w:id="30"/>
     <w:bookmarkEnd w:id="31"/>
+    <w:bookmarkStart w:id="37" w:name="한국어-번역"/>
+    <w:p>
+      <w:pPr>
+        <w:pStyle w:val="Heading2"/>
+      </w:pPr>
+      <w:r>
+        <w:t xml:space="preserve">한국어 번역</w:t>
+      </w:r>
+    </w:p>
+    <w:bookmarkStart w:id="32" w:name="도입-진료실-lily의-경과-진료-1"/>
+    <w:p>
+      <w:pPr>
+        <w:pStyle w:val="Heading3"/>
+      </w:pPr>
+      <w:r>
+        <w:t xml:space="preserve">도입 — 진료실, Lily의 경과 진료</w:t>
+      </w:r>
+    </w:p>
+    <w:p>
+      <w:pPr>
+        <w:pStyle w:val="FirstParagraph"/>
+      </w:pPr>
+      <w:r>
+        <w:t xml:space="preserve">엘레나: 자, 릴리. 한번 볼게요. 턱을 살짝 들어 볼래요?</w:t>
+      </w:r>
+    </w:p>
+    <w:p>
+      <w:pPr>
+        <w:pStyle w:val="BodyText"/>
+      </w:pPr>
+      <w:r>
+        <w:t xml:space="preserve">릴리: 솔직하게 말해 주세요, 선생님. 얼마나 심해요?</w:t>
+      </w:r>
+    </w:p>
+    <w:p>
+      <w:pPr>
+        <w:pStyle w:val="BodyText"/>
+      </w:pPr>
+      <w:r>
+        <w:t xml:space="preserve">엘레나: 솔직히요? 예상보다 좋아요. 피부가 살아났어요.</w:t>
+      </w:r>
+    </w:p>
+    <w:p>
+      <w:pPr>
+        <w:pStyle w:val="BodyText"/>
+      </w:pPr>
+      <w:r>
+        <w:t xml:space="preserve">릴리: 근데 자국이 있어요. 거울로 보여요.</w:t>
+      </w:r>
+    </w:p>
+    <w:p>
+      <w:pPr>
+        <w:pStyle w:val="BodyText"/>
+      </w:pPr>
+      <w:r>
+        <w:t xml:space="preserve">엘레나: 코끝에 작은 분홍빛 자국이요. 옅어질 거예요.</w:t>
+      </w:r>
+    </w:p>
+    <w:p>
+      <w:pPr>
+        <w:pStyle w:val="BodyText"/>
+      </w:pPr>
+      <w:r>
+        <w:t xml:space="preserve">노아: 완전히요?</w:t>
+      </w:r>
+    </w:p>
+    <w:p>
+      <w:pPr>
+        <w:pStyle w:val="BodyText"/>
+      </w:pPr>
+      <w:r>
+        <w:t xml:space="preserve">엘레나: 대부분은요. 6개월 뒤에 필요하면 레이저를 해 볼 수 있어요.</w:t>
+      </w:r>
+    </w:p>
+    <w:p>
+      <w:pPr>
+        <w:pStyle w:val="BodyText"/>
+      </w:pPr>
+      <w:r>
+        <w:t xml:space="preserve">릴리: 6개월. 알겠어요. 그 정도는 견딜 수 있어요.</w:t>
+      </w:r>
+    </w:p>
+    <w:p>
+      <w:pPr>
+        <w:pStyle w:val="BodyText"/>
+      </w:pPr>
+      <w:r>
+        <w:t xml:space="preserve">엘레나: 운이 좋았어요, 릴리. 그렇지 못한 환자들도 있어요. 빨리 왔고 효소도 제때 들었죠. 하지만 한 시간 늦어서 영구적인 손상이 남은 경우도 봤어요.</w:t>
+      </w:r>
+    </w:p>
+    <w:p>
+      <w:pPr>
+        <w:pStyle w:val="BodyText"/>
+      </w:pPr>
+      <w:r>
+        <w:t xml:space="preserve">릴리: 감사해요. 정말로요. 제 얼굴을 살려 주셨어요.</w:t>
+      </w:r>
+    </w:p>
+    <w:p>
+      <w:pPr>
+        <w:pStyle w:val="BodyText"/>
+      </w:pPr>
+      <w:r>
+        <w:t xml:space="preserve">엘레나: 천만에요. 그리고 인스타그램 특가는 이제 그만이에요.</w:t>
+      </w:r>
+    </w:p>
+    <w:p>
+      <w:pPr>
+        <w:pStyle w:val="BodyText"/>
+      </w:pPr>
+      <w:r>
+        <w:t xml:space="preserve">릴리: 다시는 안 해요. 약속해요.</w:t>
+      </w:r>
+    </w:p>
+    <w:p>
+      <w:pPr>
+        <w:pStyle w:val="BodyText"/>
+      </w:pPr>
+      <w:r>
+        <w:t xml:space="preserve">노아: 루이스 선생님, 끝나고 10분만 시간 있으세요?</w:t>
+      </w:r>
+    </w:p>
+    <w:p>
+      <w:pPr>
+        <w:pStyle w:val="BodyText"/>
+      </w:pPr>
+      <w:r>
+        <w:t xml:space="preserve">엘레나: 환자가 세 명 더 있어요. 그다음이라면 아마도요.</w:t>
+      </w:r>
+    </w:p>
+    <w:p>
+      <w:pPr>
+        <w:pStyle w:val="BodyText"/>
+      </w:pPr>
+      <w:r>
+        <w:t xml:space="preserve">릴리: 제발 그러겠다고 해 주세요. 열흘째 그 얘기만 해요.</w:t>
+      </w:r>
+    </w:p>
     <w:bookmarkEnd w:id="32"/>
+    <w:bookmarkStart w:id="33" w:name="장면1-원장실-오후-5시-제안-1"/>
+    <w:p>
+      <w:pPr>
+        <w:pStyle w:val="Heading3"/>
+      </w:pPr>
+      <w:r>
+        <w:t xml:space="preserve">장면1 — 원장실, 오후 5시: 제안</w:t>
+      </w:r>
+    </w:p>
+    <w:p>
+      <w:pPr>
+        <w:pStyle w:val="FirstParagraph"/>
+      </w:pPr>
+      <w:r>
+        <w:t xml:space="preserve">엘레나: 좋아요, 노아. 10분이에요. 시간 재기 시작했어요.</w:t>
+      </w:r>
+    </w:p>
+    <w:p>
+      <w:pPr>
+        <w:pStyle w:val="BodyText"/>
+      </w:pPr>
+      <w:r>
+        <w:t xml:space="preserve">노아: 감사합니다. 그물 기억하세요? 끊어지는 매듭이요?</w:t>
+      </w:r>
+    </w:p>
+    <w:p>
+      <w:pPr>
+        <w:pStyle w:val="BodyText"/>
+      </w:pPr>
+      <w:r>
+        <w:t xml:space="preserve">엘레나: 기억해요. 퇴근길 운전하면서 생각해 봤어요.</w:t>
+      </w:r>
+    </w:p>
+    <w:p>
+      <w:pPr>
+        <w:pStyle w:val="BodyText"/>
+      </w:pPr>
+      <w:r>
+        <w:t xml:space="preserve">노아: 화학자를 찾았어요. 대학원 때 실험해 본 사람이에요.</w:t>
+      </w:r>
+    </w:p>
+    <w:p>
+      <w:pPr>
+        <w:pStyle w:val="BodyText"/>
+      </w:pPr>
+      <w:r>
+        <w:t xml:space="preserve">엘레나: 그래서요?</w:t>
+      </w:r>
+    </w:p>
+    <w:p>
+      <w:pPr>
+        <w:pStyle w:val="BodyText"/>
+      </w:pPr>
+      <w:r>
+        <w:t xml:space="preserve">노아: 시험관에서 2.4배 빨리 녹았대요.</w:t>
+      </w:r>
+    </w:p>
+    <w:p>
+      <w:pPr>
+        <w:pStyle w:val="BodyText"/>
+      </w:pPr>
+      <w:r>
+        <w:t xml:space="preserve">엘레나: 시험관은 환자가 아니죠. 하지만 흥미롭네요.</w:t>
+      </w:r>
+    </w:p>
+    <w:p>
+      <w:pPr>
+        <w:pStyle w:val="BodyText"/>
+      </w:pPr>
+      <w:r>
+        <w:t xml:space="preserve">노아: 생산 담당도 찾았어요. 군 출신이에요. 아주 진지한 사람이에요.</w:t>
+      </w:r>
+    </w:p>
+    <w:p>
+      <w:pPr>
+        <w:pStyle w:val="BodyText"/>
+      </w:pPr>
+      <w:r>
+        <w:t xml:space="preserve">엘레나: 바빴네요. 잠은 좀 잤어요?</w:t>
+      </w:r>
+    </w:p>
+    <w:p>
+      <w:pPr>
+        <w:pStyle w:val="BodyText"/>
+      </w:pPr>
+      <w:r>
+        <w:t xml:space="preserve">노아: 조금요. 그리고 할번은 그만뒀어요.</w:t>
+      </w:r>
+    </w:p>
+    <w:p>
+      <w:pPr>
+        <w:pStyle w:val="BodyText"/>
+      </w:pPr>
+      <w:r>
+        <w:t xml:space="preserve">엘레나: 그만뒀다고요? 내 응급실에서의 하룻밤 때문에요?</w:t>
+      </w:r>
+    </w:p>
+    <w:p>
+      <w:pPr>
+        <w:pStyle w:val="BodyText"/>
+      </w:pPr>
+      <w:r>
+        <w:t xml:space="preserve">노아: 그날 밤 제가 본 것 때문에요. 네.</w:t>
+      </w:r>
+    </w:p>
+    <w:p>
+      <w:pPr>
+        <w:pStyle w:val="BodyText"/>
+      </w:pPr>
+      <w:r>
+        <w:t xml:space="preserve">엘레나: 그건 아주 용감하거나, 아주 어리석거나 둘 중 하나네요.</w:t>
+      </w:r>
+    </w:p>
+    <w:p>
+      <w:pPr>
+        <w:pStyle w:val="BodyText"/>
+      </w:pPr>
+      <w:r>
+        <w:t xml:space="preserve">노아: 아마 둘 다일 거예요. 그래서 제가 여기 온 거고요.</w:t>
+      </w:r>
+    </w:p>
+    <w:p>
+      <w:pPr>
+        <w:pStyle w:val="BodyText"/>
+      </w:pPr>
+      <w:r>
+        <w:t xml:space="preserve">엘레나: 계속해요.</w:t>
+      </w:r>
+    </w:p>
+    <w:p>
+      <w:pPr>
+        <w:pStyle w:val="BodyText"/>
+      </w:pPr>
+      <w:r>
+        <w:t xml:space="preserve">노아: 팀에 의사가 필요해요. 한 달에 한 번 보고서나 읽는 자문이 아니라, 결정을 함께 내리는 공동창업자요. 특히 안전에 관한 어려운 결정을요.</w:t>
+      </w:r>
+    </w:p>
+    <w:p>
+      <w:pPr>
+        <w:pStyle w:val="BodyText"/>
+      </w:pPr>
+      <w:r>
+        <w:t xml:space="preserve">엘레나: 나보고 당신 회사에 들어오라고요?</w:t>
+      </w:r>
+    </w:p>
+    <w:p>
+      <w:pPr>
+        <w:pStyle w:val="BodyText"/>
+      </w:pPr>
+      <w:r>
+        <w:t xml:space="preserve">노아: 최고의료책임자로요. 임상 쪽을 이끄시는 거예요.</w:t>
+      </w:r>
+    </w:p>
+    <w:p>
+      <w:pPr>
+        <w:pStyle w:val="BodyText"/>
+      </w:pPr>
+      <w:r>
+        <w:t xml:space="preserve">엘레나: 노아, 난 병원이 있어요. 환자들도, 나만 바라보는 직원들도요. 오랜 세월에 걸쳐 일군 병원인데, 냅킨 그림 하나 때문에 그냥 떠날 순 없어요.</w:t>
+      </w:r>
+    </w:p>
+    <w:p>
+      <w:pPr>
+        <w:pStyle w:val="BodyText"/>
+      </w:pPr>
+      <w:r>
+        <w:t xml:space="preserve">노아: 알아요. 병원을 닫으시라는 게 아니에요.</w:t>
+      </w:r>
+    </w:p>
+    <w:p>
+      <w:pPr>
+        <w:pStyle w:val="BodyText"/>
+      </w:pPr>
+      <w:r>
+        <w:t xml:space="preserve">엘레나: 그리고 한 달에 두 번은 아직 응급실 당직도 서요.</w:t>
+      </w:r>
+    </w:p>
+    <w:p>
+      <w:pPr>
+        <w:pStyle w:val="BodyText"/>
+      </w:pPr>
+      <w:r>
+        <w:t xml:space="preserve">노아: 바로 거기서 그 문제를 보셨잖아요.</w:t>
+      </w:r>
+    </w:p>
+    <w:p>
+      <w:pPr>
+        <w:pStyle w:val="BodyText"/>
+      </w:pPr>
+      <w:r>
+        <w:t xml:space="preserve">엘레나: 내 얘기로 날 공략하지 말아요. 그건 마케팅 수법이에요.</w:t>
+      </w:r>
+    </w:p>
+    <w:p>
+      <w:pPr>
+        <w:pStyle w:val="BodyText"/>
+      </w:pPr>
+      <w:r>
+        <w:t xml:space="preserve">노아: 맞아요. 죄송해요. 오래된 버릇이에요.</w:t>
+      </w:r>
+    </w:p>
+    <w:p>
+      <w:pPr>
+        <w:pStyle w:val="BodyText"/>
+      </w:pPr>
+      <w:r>
+        <w:t xml:space="preserve">엘레나: 왜 나예요? 텍사스에 피부과 의사는 수백 명이에요.</w:t>
+      </w:r>
+    </w:p>
+    <w:p>
+      <w:pPr>
+        <w:pStyle w:val="BodyText"/>
+      </w:pPr>
+      <w:r>
+        <w:t xml:space="preserve">노아: 모순이라고 하셨잖아요. 그런데 안 된다고는 안 하셨어요.</w:t>
+      </w:r>
+    </w:p>
+    <w:p>
+      <w:pPr>
+        <w:pStyle w:val="BodyText"/>
+      </w:pPr>
+      <w:r>
+        <w:t xml:space="preserve">엘레나: 하. 그걸 기억하네요.</w:t>
+      </w:r>
+    </w:p>
+    <w:p>
+      <w:pPr>
+        <w:pStyle w:val="BodyText"/>
+      </w:pPr>
+      <w:r>
+        <w:t xml:space="preserve">노아: 그리고 부작용은 매출 보고서가 아니라 응급실에 나타난다고 하셨죠.</w:t>
+      </w:r>
+    </w:p>
+    <w:p>
+      <w:pPr>
+        <w:pStyle w:val="BodyText"/>
+      </w:pPr>
+      <w:r>
+        <w:t xml:space="preserve">엘레나: 그건 사실이에요. 내가 1년에 몇 건이나 볼 것 같아요?</w:t>
+      </w:r>
+    </w:p>
+    <w:p>
+      <w:pPr>
+        <w:pStyle w:val="BodyText"/>
+      </w:pPr>
+      <w:r>
+        <w:t xml:space="preserve">노아: 모르겠어요. 화학자한테 데이터를 약속했는데 하나도 없어요.</w:t>
+      </w:r>
+    </w:p>
+    <w:p>
+      <w:pPr>
+        <w:pStyle w:val="BodyText"/>
+      </w:pPr>
+      <w:r>
+        <w:t xml:space="preserve">엘레나: 올해만 열한 건이에요. 나 혼자서, 오스틴에서만요.</w:t>
+      </w:r>
+    </w:p>
+    <w:p>
+      <w:pPr>
+        <w:pStyle w:val="BodyText"/>
+      </w:pPr>
+      <w:r>
+        <w:t xml:space="preserve">노아: 열한 건이요. 그중 몇 건이 보고돼요?</w:t>
+      </w:r>
+    </w:p>
+    <w:p>
+      <w:pPr>
+        <w:pStyle w:val="BodyText"/>
+      </w:pPr>
+      <w:r>
+        <w:t xml:space="preserve">엘레나: 공식적으로요? 두 건쯤. 대부분은 보고조차 안 돼요. 서류 작업에 시간이 걸리니까, 많은 의사들이 그냥 환자를 치료하고 다음 응급 환자로 넘어가거든요.</w:t>
+      </w:r>
+    </w:p>
+    <w:p>
+      <w:pPr>
+        <w:pStyle w:val="BodyText"/>
+      </w:pPr>
+      <w:r>
+        <w:t xml:space="preserve">노아: 그러니까 실제 숫자는 다들 생각하는 것보다 훨씬 많겠네요.</w:t>
+      </w:r>
+    </w:p>
+    <w:p>
+      <w:pPr>
+        <w:pStyle w:val="BodyText"/>
+      </w:pPr>
+      <w:r>
+        <w:t xml:space="preserve">엘레나: 실제 숫자는 아무도 몰라요. 그게 무서운 부분이죠.</w:t>
+      </w:r>
+    </w:p>
+    <w:bookmarkEnd w:id="33"/>
+    <w:bookmarkStart w:id="34" w:name="장면2-우려-다루기-1"/>
+    <w:p>
+      <w:pPr>
+        <w:pStyle w:val="Heading3"/>
+      </w:pPr>
+      <w:r>
+        <w:t xml:space="preserve">장면2 — 우려 다루기</w:t>
+      </w:r>
+    </w:p>
+    <w:p>
+      <w:pPr>
+        <w:pStyle w:val="FirstParagraph"/>
+      </w:pPr>
+      <w:r>
+        <w:t xml:space="preserve">노아: 루이스 선생님, 뭐가 망설여지세요? 걱정되는 점을 말씀해 주세요.</w:t>
+      </w:r>
+    </w:p>
+    <w:p>
+      <w:pPr>
+        <w:pStyle w:val="BodyText"/>
+      </w:pPr>
+      <w:r>
+        <w:t xml:space="preserve">엘레나: 시간이 얼마나 있어요?</w:t>
+      </w:r>
+    </w:p>
+    <w:p>
+      <w:pPr>
+        <w:pStyle w:val="BodyText"/>
+      </w:pPr>
+      <w:r>
+        <w:t xml:space="preserve">노아: 필요하신 만큼요. 10분은 잊으세요.</w:t>
+      </w:r>
+    </w:p>
+    <w:p>
+      <w:pPr>
+        <w:pStyle w:val="BodyText"/>
+      </w:pPr>
+      <w:r>
+        <w:t xml:space="preserve">엘레나: 첫째, 내 환자들이요. 환자가 먼저예요. 언제나.</w:t>
+      </w:r>
+    </w:p>
+    <w:p>
+      <w:pPr>
+        <w:pStyle w:val="BodyText"/>
+      </w:pPr>
+      <w:r>
+        <w:t xml:space="preserve">노아: 무슨 걱정인지 알아요. 병원은 그대로 운영하고, 환자도 계속 보시는 거예요. 적어도 진짜 투자를 받을 때까지는 저녁 시간과 몇몇 주말만 내주시면 돼요.</w:t>
+      </w:r>
+    </w:p>
+    <w:p>
+      <w:pPr>
+        <w:pStyle w:val="BodyText"/>
+      </w:pPr>
+      <w:r>
+        <w:t xml:space="preserve">엘레나: 둘째, 이해충돌이요. 내가 필러 회사 지분을 가지면…</w:t>
+      </w:r>
+    </w:p>
+    <w:p>
+      <w:pPr>
+        <w:pStyle w:val="BodyText"/>
+      </w:pPr>
+      <w:r>
+        <w:t xml:space="preserve">노아: 환자들이 왜 그 제품을 권하는지 의심할 수 있겠죠.</w:t>
+      </w:r>
+    </w:p>
+    <w:p>
+      <w:pPr>
+        <w:pStyle w:val="BodyText"/>
+      </w:pPr>
+      <w:r>
+        <w:t xml:space="preserve">엘레나: 바로 그거예요. 지분이 있는 의사는 반드시 공개해야 하고, 환자들도 알아채요. 내가 내 이익 때문에 뭔가를 권한다고 환자가 한 번이라도 생각하면, 그 신뢰는 영영 잃는 거예요.</w:t>
+      </w:r>
+    </w:p>
+    <w:p>
+      <w:pPr>
+        <w:pStyle w:val="BodyText"/>
+      </w:pPr>
+      <w:r>
+        <w:t xml:space="preserve">노아: 그럼 전부 공개해요. 완전히. 첫날부터요.</w:t>
+      </w:r>
+    </w:p>
+    <w:p>
+      <w:pPr>
+        <w:pStyle w:val="BodyText"/>
+      </w:pPr>
+      <w:r>
+        <w:t xml:space="preserve">엘레나: 그리고 내 환자들한테 우리 제품을 절대 강요하지 않을 거예요.</w:t>
+      </w:r>
+    </w:p>
+    <w:p>
+      <w:pPr>
+        <w:pStyle w:val="BodyText"/>
+      </w:pPr>
+      <w:r>
+        <w:t xml:space="preserve">노아: 동의해요. 선생님 환자들한텐 안 하는 걸로.</w:t>
+      </w:r>
+    </w:p>
+    <w:p>
+      <w:pPr>
+        <w:pStyle w:val="BodyText"/>
+      </w:pPr>
+      <w:r>
+        <w:t xml:space="preserve">엘레나: 내 환자들한텐 안 된다. 좋아요. 셋째, 내 평판이요.</w:t>
+      </w:r>
+    </w:p>
+    <w:p>
+      <w:pPr>
+        <w:pStyle w:val="BodyText"/>
+      </w:pPr>
+      <w:r>
+        <w:t xml:space="preserve">노아: 평판이 어때서요?</w:t>
+      </w:r>
+    </w:p>
+    <w:p>
+      <w:pPr>
+        <w:pStyle w:val="BodyText"/>
+      </w:pPr>
+      <w:r>
+        <w:t xml:space="preserve">엘레나: 좋은 의사가 영업사원이 되는 걸 봤어요. 회사 하나로 시작해서, 나중엔 모든 학회 무대에 올라 카메라 앞에서 웃고 있죠. 난 그런 사람이 되지 않을 거예요.</w:t>
+      </w:r>
+    </w:p>
+    <w:p>
+      <w:pPr>
+        <w:pStyle w:val="BodyText"/>
+      </w:pPr>
+      <w:r>
+        <w:t xml:space="preserve">노아: 영업사원은 필요 없어요. 영업은 제가 해요.</w:t>
+      </w:r>
+    </w:p>
+    <w:p>
+      <w:pPr>
+        <w:pStyle w:val="BodyText"/>
+      </w:pPr>
+      <w:r>
+        <w:t xml:space="preserve">엘레나: 그럼 정확히 나는 뭐가 필요한 거죠?</w:t>
+      </w:r>
+    </w:p>
+    <w:p>
+      <w:pPr>
+        <w:pStyle w:val="BodyText"/>
+      </w:pPr>
+      <w:r>
+        <w:t xml:space="preserve">노아: 진실을 말해 주시는 거요. 특히 우리가 듣기 싫어할 때요. 저는 들떠 있을 거고, 투자자들은 조급해할 거예요. 그 자리에서 누군가는 ’안 된다’고 말해야 해요.</w:t>
+      </w:r>
+    </w:p>
+    <w:p>
+      <w:pPr>
+        <w:pStyle w:val="BodyText"/>
+      </w:pPr>
+      <w:r>
+        <w:t xml:space="preserve">엘레나: 그건 할 수 있어요. 매일 하는 일이니까.</w:t>
+      </w:r>
+    </w:p>
+    <w:p>
+      <w:pPr>
+        <w:pStyle w:val="BodyText"/>
+      </w:pPr>
+      <w:r>
+        <w:t xml:space="preserve">노아: 그리고 임상시험을 설계하고, FDA와 얘기하는 일도요.</w:t>
+      </w:r>
+    </w:p>
+    <w:p>
+      <w:pPr>
+        <w:pStyle w:val="BodyText"/>
+      </w:pPr>
+      <w:r>
+        <w:t xml:space="preserve">엘레나: 넷째 걱정. 시간이요. 열네 살 아들이 있어요.</w:t>
+      </w:r>
+    </w:p>
+    <w:p>
+      <w:pPr>
+        <w:pStyle w:val="BodyText"/>
+      </w:pPr>
+      <w:r>
+        <w:t xml:space="preserve">노아: 아드님 이름이 뭐예요?</w:t>
+      </w:r>
+    </w:p>
+    <w:p>
+      <w:pPr>
+        <w:pStyle w:val="BodyText"/>
+      </w:pPr>
+      <w:r>
+        <w:t xml:space="preserve">엘레나: 마테오요. 토요일마다 축구를 해요. 난 경기를 빠지지 않아요.</w:t>
+      </w:r>
+    </w:p>
+    <w:p>
+      <w:pPr>
+        <w:pStyle w:val="BodyText"/>
+      </w:pPr>
+      <w:r>
+        <w:t xml:space="preserve">노아: 그럼 토요일 오전엔 절대 일정을 안 잡을게요.</w:t>
+      </w:r>
+    </w:p>
+    <w:p>
+      <w:pPr>
+        <w:pStyle w:val="BodyText"/>
+      </w:pPr>
+      <w:r>
+        <w:t xml:space="preserve">엘레나: 약속을 너무 많이 하네요, 노아.</w:t>
+      </w:r>
+    </w:p>
+    <w:p>
+      <w:pPr>
+        <w:pStyle w:val="BodyText"/>
+      </w:pPr>
+      <w:r>
+        <w:t xml:space="preserve">노아: 그럼 지키게 만드세요. 전부 서면으로 받아 두세요.</w:t>
+      </w:r>
+    </w:p>
+    <w:p>
+      <w:pPr>
+        <w:pStyle w:val="BodyText"/>
+      </w:pPr>
+      <w:r>
+        <w:t xml:space="preserve">엘레나: 그럴 거예요. 마지막 질문. 마케팅 하는 사람을 왜 믿어야 하죠?</w:t>
+      </w:r>
+    </w:p>
+    <w:p>
+      <w:pPr>
+        <w:pStyle w:val="BodyText"/>
+      </w:pPr>
+      <w:r>
+        <w:t xml:space="preserve">노아: 제가</w:t>
+      </w:r>
+      <w:r>
+        <w:t xml:space="preserve"> </w:t>
+      </w:r>
+      <w:r>
+        <w:t xml:space="preserve">“</w:t>
+      </w:r>
+      <w:r>
+        <w:t xml:space="preserve">머무는 결과</w:t>
+      </w:r>
+      <w:r>
+        <w:t xml:space="preserve">”</w:t>
+      </w:r>
+      <w:r>
+        <w:t xml:space="preserve">를 썼으니까요.</w:t>
+      </w:r>
+    </w:p>
+    <w:p>
+      <w:pPr>
+        <w:pStyle w:val="BodyText"/>
+      </w:pPr>
+      <w:r>
+        <w:t xml:space="preserve">엘레나: 그건 믿을 이유가 아니에요. 믿지 말아야 할 이유죠.</w:t>
+      </w:r>
+    </w:p>
+    <w:p>
+      <w:pPr>
+        <w:pStyle w:val="BodyText"/>
+      </w:pPr>
+      <w:r>
+        <w:t xml:space="preserve">노아: 마케팅이 뭘 숨기는지 정확히 안다는 뜻이에요. 저도 숨기는 데 한몫했으니까요. 어떤 리스크가 작은 글씨로 들어가는지 알기 때문에, 어디를 봐야 하는지도 알 거예요.</w:t>
+      </w:r>
+    </w:p>
+    <w:p>
+      <w:pPr>
+        <w:pStyle w:val="BodyText"/>
+      </w:pPr>
+      <w:r>
+        <w:t xml:space="preserve">엘레나: 흠. 솔직한 대답이네요. 그건 인정할게요.</w:t>
+      </w:r>
+    </w:p>
+    <w:bookmarkEnd w:id="34"/>
+    <w:bookmarkStart w:id="35" w:name="절정전환-priya-등장-1"/>
+    <w:p>
+      <w:pPr>
+        <w:pStyle w:val="Heading3"/>
+      </w:pPr>
+      <w:r>
+        <w:t xml:space="preserve">절정·전환 — Priya 등장</w:t>
+      </w:r>
+    </w:p>
+    <w:p>
+      <w:pPr>
+        <w:pStyle w:val="FirstParagraph"/>
+      </w:pPr>
+      <w:r>
+        <w:t xml:space="preserve">프리야: 늦어서 죄송해요. 모팩 고속도로가 완전 지옥이었어요.</w:t>
+      </w:r>
+    </w:p>
+    <w:p>
+      <w:pPr>
+        <w:pStyle w:val="BodyText"/>
+      </w:pPr>
+      <w:r>
+        <w:t xml:space="preserve">노아: 루이스 선생님, 이쪽은 프리야 라만이에요. 그 화학자요.</w:t>
+      </w:r>
+    </w:p>
+    <w:p>
+      <w:pPr>
+        <w:pStyle w:val="BodyText"/>
+      </w:pPr>
+      <w:r>
+        <w:t xml:space="preserve">엘레나: 그 유명한 4장의 주인공이군요. 반가워요, 프리야.</w:t>
+      </w:r>
+    </w:p>
+    <w:p>
+      <w:pPr>
+        <w:pStyle w:val="BodyText"/>
+      </w:pPr>
+      <w:r>
+        <w:t xml:space="preserve">프리야: 반갑습니다. 노아가 선생님을 슈퍼히어로처럼 얘기하던데요.</w:t>
+      </w:r>
+    </w:p>
+    <w:p>
+      <w:pPr>
+        <w:pStyle w:val="BodyText"/>
+      </w:pPr>
+      <w:r>
+        <w:t xml:space="preserve">엘레나: 이 사람은 뭐든 그렇게 얘기하죠. 어려운 질문 하나 해도 될까요?</w:t>
+      </w:r>
+    </w:p>
+    <w:p>
+      <w:pPr>
+        <w:pStyle w:val="BodyText"/>
+      </w:pPr>
+      <w:r>
+        <w:t xml:space="preserve">프리야: 해 주세요. 전 어려운 질문이 더 좋아요.</w:t>
+      </w:r>
+    </w:p>
+    <w:p>
+      <w:pPr>
+        <w:pStyle w:val="BodyText"/>
+      </w:pPr>
+      <w:r>
+        <w:t xml:space="preserve">엘레나: 필러는 열로 멸균하잖아요. 그 약한 연결고리가 고압 멸균을 견딜까요?</w:t>
+      </w:r>
+    </w:p>
+    <w:p>
+      <w:pPr>
+        <w:pStyle w:val="BodyText"/>
+      </w:pPr>
+      <w:r>
+        <w:t xml:space="preserve">프리야: 좋은 질문이에요. 마커스도 지난주에 노아한테 똑같은 걸 물었대요.</w:t>
+      </w:r>
+    </w:p>
+    <w:p>
+      <w:pPr>
+        <w:pStyle w:val="BodyText"/>
+      </w:pPr>
+      <w:r>
+        <w:t xml:space="preserve">엘레나: 그래서 답은요?</w:t>
+      </w:r>
+    </w:p>
+    <w:p>
+      <w:pPr>
+        <w:pStyle w:val="BodyText"/>
+      </w:pPr>
+      <w:r>
+        <w:t xml:space="preserve">프리야: 솔직한 답은, 아직 모른다는 거예요.</w:t>
+      </w:r>
+    </w:p>
+    <w:p>
+      <w:pPr>
+        <w:pStyle w:val="BodyText"/>
+      </w:pPr>
+      <w:r>
+        <w:t xml:space="preserve">엘레나: 좋아요.</w:t>
+      </w:r>
+      <w:r>
+        <w:t xml:space="preserve"> </w:t>
+      </w:r>
+      <w:r>
+        <w:t xml:space="preserve">“</w:t>
+      </w:r>
+      <w:r>
+        <w:t xml:space="preserve">모르겠다</w:t>
+      </w:r>
+      <w:r>
+        <w:t xml:space="preserve">”</w:t>
+      </w:r>
+      <w:r>
+        <w:t xml:space="preserve">는 과학에서 가장 믿을 만한 대답이에요.</w:t>
+      </w:r>
+    </w:p>
+    <w:p>
+      <w:pPr>
+        <w:pStyle w:val="BodyText"/>
+      </w:pPr>
+      <w:r>
+        <w:t xml:space="preserve">프리야: 어떻게 알아낼지는 말씀드릴 수 있어요. 시험 세 가지, 6주쯤이요. 시험마다 확인하는 게 다르고, 젤이 세 가지를 다 견디면 그때는 희망 대신 진짜 데이터가 생기는 거예요.</w:t>
+      </w:r>
+    </w:p>
+    <w:p>
+      <w:pPr>
+        <w:pStyle w:val="BodyText"/>
+      </w:pPr>
+      <w:r>
+        <w:t xml:space="preserve">엘레나: 실패하면요?</w:t>
+      </w:r>
+    </w:p>
+    <w:p>
+      <w:pPr>
+        <w:pStyle w:val="BodyText"/>
+      </w:pPr>
+      <w:r>
+        <w:t xml:space="preserve">프리야: 그럼 연결고리를 다시 설계하거나, 멈추는 거죠. 제 화학에 빠져서 눈이 멀진 않을 거예요. 노아가 아니라 데이터가 결정해요. 투자자는 더더욱 아니고요.</w:t>
+      </w:r>
+    </w:p>
+    <w:p>
+      <w:pPr>
+        <w:pStyle w:val="BodyText"/>
+      </w:pPr>
+      <w:r>
+        <w:t xml:space="preserve">노아: 저기요. 나 바로 여기 서 있거든.</w:t>
+      </w:r>
+    </w:p>
+    <w:p>
+      <w:pPr>
+        <w:pStyle w:val="BodyText"/>
+      </w:pPr>
+      <w:r>
+        <w:t xml:space="preserve">엘레나: 벌써 이분이 마음에 드네요, 노아.</w:t>
+      </w:r>
+    </w:p>
+    <w:p>
+      <w:pPr>
+        <w:pStyle w:val="BodyText"/>
+      </w:pPr>
+      <w:r>
+        <w:t xml:space="preserve">프리야: 루이스 선생님, 저도 하나 여쭤봐도 될까요?</w:t>
+      </w:r>
+    </w:p>
+    <w:p>
+      <w:pPr>
+        <w:pStyle w:val="BodyText"/>
+      </w:pPr>
+      <w:r>
+        <w:t xml:space="preserve">엘레나: 엘레나라고 불러요. 물어보세요.</w:t>
+      </w:r>
+    </w:p>
+    <w:p>
+      <w:pPr>
+        <w:pStyle w:val="BodyText"/>
+      </w:pPr>
+      <w:r>
+        <w:t xml:space="preserve">프리야: 이게 성공하면, 정말 쓰실 거예요? 선생님 환자들한테요?</w:t>
+      </w:r>
+    </w:p>
+    <w:p>
+      <w:pPr>
+        <w:pStyle w:val="BodyText"/>
+      </w:pPr>
+      <w:r>
+        <w:t xml:space="preserve">엘레나: 데이터가 좋다면요. 망설임 없이.</w:t>
+      </w:r>
+    </w:p>
+    <w:p>
+      <w:pPr>
+        <w:pStyle w:val="BodyText"/>
+      </w:pPr>
+      <w:r>
+        <w:t xml:space="preserve">프리야: 그럼 그게 제가 신경 쓰는 유일한 추천이에요.</w:t>
+      </w:r>
+    </w:p>
+    <w:p>
+      <w:pPr>
+        <w:pStyle w:val="BodyText"/>
+      </w:pPr>
+      <w:r>
+        <w:t xml:space="preserve">노아: 그래서 엘레나. 어떻게 하면 함께하실 수 있을까요?</w:t>
+      </w:r>
+    </w:p>
+    <w:p>
+      <w:pPr>
+        <w:pStyle w:val="BodyText"/>
+      </w:pPr>
+      <w:r>
+        <w:t xml:space="preserve">엘레나: 어떻게 하면이라. 생각 좀 해 볼게요.</w:t>
+      </w:r>
+    </w:p>
+    <w:p>
+      <w:pPr>
+        <w:pStyle w:val="BodyText"/>
+      </w:pPr>
+      <w:r>
+        <w:t xml:space="preserve">프리야: 천천히 생각하세요. 얘는 기다릴 거예요. 안절부절못하면서.</w:t>
+      </w:r>
+    </w:p>
+    <w:p>
+      <w:pPr>
+        <w:pStyle w:val="BodyText"/>
+      </w:pPr>
+      <w:r>
+        <w:t xml:space="preserve">엘레나: 무엇보다 중요한 조건이 하나 있어요.</w:t>
+      </w:r>
+    </w:p>
+    <w:bookmarkEnd w:id="35"/>
+    <w:bookmarkStart w:id="36" w:name="마무리-조건과-합류-1"/>
+    <w:p>
+      <w:pPr>
+        <w:pStyle w:val="Heading3"/>
+      </w:pPr>
+      <w:r>
+        <w:t xml:space="preserve">마무리 — 조건과 합류</w:t>
+      </w:r>
+    </w:p>
+    <w:p>
+      <w:pPr>
+        <w:pStyle w:val="FirstParagraph"/>
+      </w:pPr>
+      <w:r>
+        <w:t xml:space="preserve">노아: 말씀하세요.</w:t>
+      </w:r>
+    </w:p>
+    <w:p>
+      <w:pPr>
+        <w:pStyle w:val="BodyText"/>
+      </w:pPr>
+      <w:r>
+        <w:t xml:space="preserve">엘레나: 내가 제품이 안전하지 않다고 하면, 출시는 없어요. 끝.</w:t>
+      </w:r>
+    </w:p>
+    <w:p>
+      <w:pPr>
+        <w:pStyle w:val="BodyText"/>
+      </w:pPr>
+      <w:r>
+        <w:t xml:space="preserve">노아: 투자자들이 소리를 질러도요? 돈이 다 떨어져도요?</w:t>
+      </w:r>
+    </w:p>
+    <w:p>
+      <w:pPr>
+        <w:pStyle w:val="BodyText"/>
+      </w:pPr>
+      <w:r>
+        <w:t xml:space="preserve">엘레나: 그럴 때일수록요. 회사들이 편법을 쓰는 게 바로 그때니까. 돈은 떨어져 가고 다들 지쳐 있으면 출시하라는 압박이 엄청나지고, 환자가 다치는 게 바로 그때예요.</w:t>
+      </w:r>
+    </w:p>
+    <w:p>
+      <w:pPr>
+        <w:pStyle w:val="BodyText"/>
+      </w:pPr>
+      <w:r>
+        <w:t xml:space="preserve">프리야: 전 거기 전적으로 동의해요.</w:t>
+      </w:r>
+    </w:p>
+    <w:p>
+      <w:pPr>
+        <w:pStyle w:val="BodyText"/>
+      </w:pPr>
+      <w:r>
+        <w:t xml:space="preserve">노아: 그럼 합의예요. 안전에 관해선 선생님이 최종 결정권을 가져요.</w:t>
+      </w:r>
+    </w:p>
+    <w:p>
+      <w:pPr>
+        <w:pStyle w:val="BodyText"/>
+      </w:pPr>
+      <w:r>
+        <w:t xml:space="preserve">엘레나: 서면으로.</w:t>
+      </w:r>
+    </w:p>
+    <w:p>
+      <w:pPr>
+        <w:pStyle w:val="BodyText"/>
+      </w:pPr>
+      <w:r>
+        <w:t xml:space="preserve">노아: 서면으로요. 변호사와 함께. 이번 주에 구할 거예요.</w:t>
+      </w:r>
+    </w:p>
+    <w:p>
+      <w:pPr>
+        <w:pStyle w:val="BodyText"/>
+      </w:pPr>
+      <w:r>
+        <w:t xml:space="preserve">엘레나: 그럼 함께할게요. 진짜 돈이 들어올 때까진 파트타임으로.</w:t>
+      </w:r>
+    </w:p>
+    <w:p>
+      <w:pPr>
+        <w:pStyle w:val="BodyText"/>
+      </w:pPr>
+      <w:r>
+        <w:t xml:space="preserve">노아: 감사합니다, 엘레나. 정말로요.</w:t>
+      </w:r>
+    </w:p>
+    <w:p>
+      <w:pPr>
+        <w:pStyle w:val="BodyText"/>
+      </w:pPr>
+      <w:r>
+        <w:t xml:space="preserve">엘레나: 아직 고마워하지 마요. 무엇보다 해를 끼치지 말 것. 그게 내 원칙이에요.</w:t>
+      </w:r>
+    </w:p>
+    <w:p>
+      <w:pPr>
+        <w:pStyle w:val="BodyText"/>
+      </w:pPr>
+      <w:r>
+        <w:t xml:space="preserve">프리야: 무엇보다 해를 끼치지 말 것. 회사 원칙으로도 좋네요.</w:t>
+      </w:r>
+    </w:p>
+    <w:p>
+      <w:pPr>
+        <w:pStyle w:val="BodyText"/>
+      </w:pPr>
+      <w:r>
+        <w:t xml:space="preserve">엘레나: 자, 다음 단계요. 이 회사에서 누가 얼마나 갖죠?</w:t>
+      </w:r>
+    </w:p>
+    <w:p>
+      <w:pPr>
+        <w:pStyle w:val="BodyText"/>
+      </w:pPr>
+      <w:r>
+        <w:t xml:space="preserve">노아: 그 얘긴 아직 안 했어요.</w:t>
+      </w:r>
+    </w:p>
+    <w:p>
+      <w:pPr>
+        <w:pStyle w:val="BodyText"/>
+      </w:pPr>
+      <w:r>
+        <w:t xml:space="preserve">엘레나: 그럼 빨리 해요. 토요일 오후, 마테오 경기 끝나고요. 다 데려와요.</w:t>
+      </w:r>
+    </w:p>
+    <w:bookmarkEnd w:id="36"/>
+    <w:bookmarkEnd w:id="37"/>
+    <w:bookmarkEnd w:id="38"/>
     <w:sectPr/>
   </w:body>
 </w:document>
@@ -3677,500 +3624,10 @@
       </w:pPr>
     </w:lvl>
   </w:abstractNum>
-  <w:abstractNum w:abstractNumId="994116">
-    <w:nsid w:val="A994116"/>
-    <w:multiLevelType w:val="multilevel"/>
-    <w:lvl w:ilvl="0">
-      <w:start w:val="16"/>
-      <w:numFmt w:val="decimal"/>
-      <w:lvlText w:val="%1."/>
-      <w:lvlJc w:val="left"/>
-      <w:pPr>
-        <w:ind w:left="720" w:hanging="480"/>
-      </w:pPr>
-    </w:lvl>
-    <w:lvl w:ilvl="1">
-      <w:start w:val="16"/>
-      <w:numFmt w:val="decimal"/>
-      <w:lvlText w:val="%2."/>
-      <w:lvlJc w:val="left"/>
-      <w:pPr>
-        <w:ind w:left="1440" w:hanging="480"/>
-      </w:pPr>
-    </w:lvl>
-    <w:lvl w:ilvl="2">
-      <w:start w:val="16"/>
-      <w:numFmt w:val="decimal"/>
-      <w:lvlText w:val="%3."/>
-      <w:lvlJc w:val="left"/>
-      <w:pPr>
-        <w:ind w:left="2160" w:hanging="480"/>
-      </w:pPr>
-    </w:lvl>
-    <w:lvl w:ilvl="3">
-      <w:start w:val="16"/>
-      <w:numFmt w:val="decimal"/>
-      <w:lvlText w:val="%4."/>
-      <w:lvlJc w:val="left"/>
-      <w:pPr>
-        <w:ind w:left="2880" w:hanging="480"/>
-      </w:pPr>
-    </w:lvl>
-    <w:lvl w:ilvl="4">
-      <w:start w:val="16"/>
-      <w:numFmt w:val="decimal"/>
-      <w:lvlText w:val="%5."/>
-      <w:lvlJc w:val="left"/>
-      <w:pPr>
-        <w:ind w:left="3600" w:hanging="480"/>
-      </w:pPr>
-    </w:lvl>
-    <w:lvl w:ilvl="5">
-      <w:start w:val="16"/>
-      <w:numFmt w:val="decimal"/>
-      <w:lvlText w:val="%6."/>
-      <w:lvlJc w:val="left"/>
-      <w:pPr>
-        <w:ind w:left="4320" w:hanging="480"/>
-      </w:pPr>
-    </w:lvl>
-    <w:lvl w:ilvl="6">
-      <w:start w:val="16"/>
-      <w:numFmt w:val="decimal"/>
-      <w:lvlText w:val="%7."/>
-      <w:lvlJc w:val="left"/>
-      <w:pPr>
-        <w:ind w:left="5040" w:hanging="480"/>
-      </w:pPr>
-    </w:lvl>
-    <w:lvl w:ilvl="7">
-      <w:start w:val="16"/>
-      <w:numFmt w:val="decimal"/>
-      <w:lvlText w:val="%8."/>
-      <w:lvlJc w:val="left"/>
-      <w:pPr>
-        <w:ind w:left="5760" w:hanging="480"/>
-      </w:pPr>
-    </w:lvl>
-    <w:lvl w:ilvl="8">
-      <w:start w:val="16"/>
-      <w:numFmt w:val="decimal"/>
-      <w:lvlText w:val="%9."/>
-      <w:lvlJc w:val="left"/>
-      <w:pPr>
-        <w:ind w:left="6480" w:hanging="480"/>
-      </w:pPr>
-    </w:lvl>
-  </w:abstractNum>
-  <w:abstractNum w:abstractNumId="994151">
-    <w:nsid w:val="A994151"/>
-    <w:multiLevelType w:val="multilevel"/>
-    <w:lvl w:ilvl="0">
-      <w:start w:val="51"/>
-      <w:numFmt w:val="decimal"/>
-      <w:lvlText w:val="%1."/>
-      <w:lvlJc w:val="left"/>
-      <w:pPr>
-        <w:ind w:left="720" w:hanging="480"/>
-      </w:pPr>
-    </w:lvl>
-    <w:lvl w:ilvl="1">
-      <w:start w:val="51"/>
-      <w:numFmt w:val="decimal"/>
-      <w:lvlText w:val="%2."/>
-      <w:lvlJc w:val="left"/>
-      <w:pPr>
-        <w:ind w:left="1440" w:hanging="480"/>
-      </w:pPr>
-    </w:lvl>
-    <w:lvl w:ilvl="2">
-      <w:start w:val="51"/>
-      <w:numFmt w:val="decimal"/>
-      <w:lvlText w:val="%3."/>
-      <w:lvlJc w:val="left"/>
-      <w:pPr>
-        <w:ind w:left="2160" w:hanging="480"/>
-      </w:pPr>
-    </w:lvl>
-    <w:lvl w:ilvl="3">
-      <w:start w:val="51"/>
-      <w:numFmt w:val="decimal"/>
-      <w:lvlText w:val="%4."/>
-      <w:lvlJc w:val="left"/>
-      <w:pPr>
-        <w:ind w:left="2880" w:hanging="480"/>
-      </w:pPr>
-    </w:lvl>
-    <w:lvl w:ilvl="4">
-      <w:start w:val="51"/>
-      <w:numFmt w:val="decimal"/>
-      <w:lvlText w:val="%5."/>
-      <w:lvlJc w:val="left"/>
-      <w:pPr>
-        <w:ind w:left="3600" w:hanging="480"/>
-      </w:pPr>
-    </w:lvl>
-    <w:lvl w:ilvl="5">
-      <w:start w:val="51"/>
-      <w:numFmt w:val="decimal"/>
-      <w:lvlText w:val="%6."/>
-      <w:lvlJc w:val="left"/>
-      <w:pPr>
-        <w:ind w:left="4320" w:hanging="480"/>
-      </w:pPr>
-    </w:lvl>
-    <w:lvl w:ilvl="6">
-      <w:start w:val="51"/>
-      <w:numFmt w:val="decimal"/>
-      <w:lvlText w:val="%7."/>
-      <w:lvlJc w:val="left"/>
-      <w:pPr>
-        <w:ind w:left="5040" w:hanging="480"/>
-      </w:pPr>
-    </w:lvl>
-    <w:lvl w:ilvl="7">
-      <w:start w:val="51"/>
-      <w:numFmt w:val="decimal"/>
-      <w:lvlText w:val="%8."/>
-      <w:lvlJc w:val="left"/>
-      <w:pPr>
-        <w:ind w:left="5760" w:hanging="480"/>
-      </w:pPr>
-    </w:lvl>
-    <w:lvl w:ilvl="8">
-      <w:start w:val="51"/>
-      <w:numFmt w:val="decimal"/>
-      <w:lvlText w:val="%9."/>
-      <w:lvlJc w:val="left"/>
-      <w:pPr>
-        <w:ind w:left="6480" w:hanging="480"/>
-      </w:pPr>
-    </w:lvl>
-  </w:abstractNum>
-  <w:abstractNum w:abstractNumId="994181">
-    <w:nsid w:val="A994181"/>
-    <w:multiLevelType w:val="multilevel"/>
-    <w:lvl w:ilvl="0">
-      <w:start w:val="81"/>
-      <w:numFmt w:val="decimal"/>
-      <w:lvlText w:val="%1."/>
-      <w:lvlJc w:val="left"/>
-      <w:pPr>
-        <w:ind w:left="720" w:hanging="480"/>
-      </w:pPr>
-    </w:lvl>
-    <w:lvl w:ilvl="1">
-      <w:start w:val="81"/>
-      <w:numFmt w:val="decimal"/>
-      <w:lvlText w:val="%2."/>
-      <w:lvlJc w:val="left"/>
-      <w:pPr>
-        <w:ind w:left="1440" w:hanging="480"/>
-      </w:pPr>
-    </w:lvl>
-    <w:lvl w:ilvl="2">
-      <w:start w:val="81"/>
-      <w:numFmt w:val="decimal"/>
-      <w:lvlText w:val="%3."/>
-      <w:lvlJc w:val="left"/>
-      <w:pPr>
-        <w:ind w:left="2160" w:hanging="480"/>
-      </w:pPr>
-    </w:lvl>
-    <w:lvl w:ilvl="3">
-      <w:start w:val="81"/>
-      <w:numFmt w:val="decimal"/>
-      <w:lvlText w:val="%4."/>
-      <w:lvlJc w:val="left"/>
-      <w:pPr>
-        <w:ind w:left="2880" w:hanging="480"/>
-      </w:pPr>
-    </w:lvl>
-    <w:lvl w:ilvl="4">
-      <w:start w:val="81"/>
-      <w:numFmt w:val="decimal"/>
-      <w:lvlText w:val="%5."/>
-      <w:lvlJc w:val="left"/>
-      <w:pPr>
-        <w:ind w:left="3600" w:hanging="480"/>
-      </w:pPr>
-    </w:lvl>
-    <w:lvl w:ilvl="5">
-      <w:start w:val="81"/>
-      <w:numFmt w:val="decimal"/>
-      <w:lvlText w:val="%6."/>
-      <w:lvlJc w:val="left"/>
-      <w:pPr>
-        <w:ind w:left="4320" w:hanging="480"/>
-      </w:pPr>
-    </w:lvl>
-    <w:lvl w:ilvl="6">
-      <w:start w:val="81"/>
-      <w:numFmt w:val="decimal"/>
-      <w:lvlText w:val="%7."/>
-      <w:lvlJc w:val="left"/>
-      <w:pPr>
-        <w:ind w:left="5040" w:hanging="480"/>
-      </w:pPr>
-    </w:lvl>
-    <w:lvl w:ilvl="7">
-      <w:start w:val="81"/>
-      <w:numFmt w:val="decimal"/>
-      <w:lvlText w:val="%8."/>
-      <w:lvlJc w:val="left"/>
-      <w:pPr>
-        <w:ind w:left="5760" w:hanging="480"/>
-      </w:pPr>
-    </w:lvl>
-    <w:lvl w:ilvl="8">
-      <w:start w:val="81"/>
-      <w:numFmt w:val="decimal"/>
-      <w:lvlText w:val="%9."/>
-      <w:lvlJc w:val="left"/>
-      <w:pPr>
-        <w:ind w:left="6480" w:hanging="480"/>
-      </w:pPr>
-    </w:lvl>
-  </w:abstractNum>
-  <w:abstractNum w:abstractNumId="9941106">
-    <w:nsid w:val="A9941106"/>
-    <w:multiLevelType w:val="multilevel"/>
-    <w:lvl w:ilvl="0">
-      <w:start w:val="106"/>
-      <w:numFmt w:val="decimal"/>
-      <w:lvlText w:val="%1."/>
-      <w:lvlJc w:val="left"/>
-      <w:pPr>
-        <w:ind w:left="720" w:hanging="480"/>
-      </w:pPr>
-    </w:lvl>
-    <w:lvl w:ilvl="1">
-      <w:start w:val="106"/>
-      <w:numFmt w:val="decimal"/>
-      <w:lvlText w:val="%2."/>
-      <w:lvlJc w:val="left"/>
-      <w:pPr>
-        <w:ind w:left="1440" w:hanging="480"/>
-      </w:pPr>
-    </w:lvl>
-    <w:lvl w:ilvl="2">
-      <w:start w:val="106"/>
-      <w:numFmt w:val="decimal"/>
-      <w:lvlText w:val="%3."/>
-      <w:lvlJc w:val="left"/>
-      <w:pPr>
-        <w:ind w:left="2160" w:hanging="480"/>
-      </w:pPr>
-    </w:lvl>
-    <w:lvl w:ilvl="3">
-      <w:start w:val="106"/>
-      <w:numFmt w:val="decimal"/>
-      <w:lvlText w:val="%4."/>
-      <w:lvlJc w:val="left"/>
-      <w:pPr>
-        <w:ind w:left="2880" w:hanging="480"/>
-      </w:pPr>
-    </w:lvl>
-    <w:lvl w:ilvl="4">
-      <w:start w:val="106"/>
-      <w:numFmt w:val="decimal"/>
-      <w:lvlText w:val="%5."/>
-      <w:lvlJc w:val="left"/>
-      <w:pPr>
-        <w:ind w:left="3600" w:hanging="480"/>
-      </w:pPr>
-    </w:lvl>
-    <w:lvl w:ilvl="5">
-      <w:start w:val="106"/>
-      <w:numFmt w:val="decimal"/>
-      <w:lvlText w:val="%6."/>
-      <w:lvlJc w:val="left"/>
-      <w:pPr>
-        <w:ind w:left="4320" w:hanging="480"/>
-      </w:pPr>
-    </w:lvl>
-    <w:lvl w:ilvl="6">
-      <w:start w:val="106"/>
-      <w:numFmt w:val="decimal"/>
-      <w:lvlText w:val="%7."/>
-      <w:lvlJc w:val="left"/>
-      <w:pPr>
-        <w:ind w:left="5040" w:hanging="480"/>
-      </w:pPr>
-    </w:lvl>
-    <w:lvl w:ilvl="7">
-      <w:start w:val="106"/>
-      <w:numFmt w:val="decimal"/>
-      <w:lvlText w:val="%8."/>
-      <w:lvlJc w:val="left"/>
-      <w:pPr>
-        <w:ind w:left="5760" w:hanging="480"/>
-      </w:pPr>
-    </w:lvl>
-    <w:lvl w:ilvl="8">
-      <w:start w:val="106"/>
-      <w:numFmt w:val="decimal"/>
-      <w:lvlText w:val="%9."/>
-      <w:lvlJc w:val="left"/>
-      <w:pPr>
-        <w:ind w:left="6480" w:hanging="480"/>
-      </w:pPr>
-    </w:lvl>
-  </w:abstractNum>
   <w:num w:numId="1000">
     <w:abstractNumId w:val="990"/>
   </w:num>
   <w:num w:numId="1001">
-    <w:abstractNumId w:val="99411"/>
-    <w:lvlOverride w:ilvl="0">
-      <w:startOverride w:val="1"/>
-    </w:lvlOverride>
-    <w:lvlOverride w:ilvl="1">
-      <w:startOverride w:val="1"/>
-    </w:lvlOverride>
-    <w:lvlOverride w:ilvl="2">
-      <w:startOverride w:val="1"/>
-    </w:lvlOverride>
-    <w:lvlOverride w:ilvl="3">
-      <w:startOverride w:val="1"/>
-    </w:lvlOverride>
-    <w:lvlOverride w:ilvl="4">
-      <w:startOverride w:val="1"/>
-    </w:lvlOverride>
-    <w:lvlOverride w:ilvl="5">
-      <w:startOverride w:val="1"/>
-    </w:lvlOverride>
-    <w:lvlOverride w:ilvl="6">
-      <w:startOverride w:val="1"/>
-    </w:lvlOverride>
-    <w:lvlOverride w:ilvl="7">
-      <w:startOverride w:val="1"/>
-    </w:lvlOverride>
-    <w:lvlOverride w:ilvl="8">
-      <w:startOverride w:val="1"/>
-    </w:lvlOverride>
-  </w:num>
-  <w:num w:numId="1002">
-    <w:abstractNumId w:val="994116"/>
-    <w:lvlOverride w:ilvl="0">
-      <w:startOverride w:val="16"/>
-    </w:lvlOverride>
-    <w:lvlOverride w:ilvl="1">
-      <w:startOverride w:val="16"/>
-    </w:lvlOverride>
-    <w:lvlOverride w:ilvl="2">
-      <w:startOverride w:val="16"/>
-    </w:lvlOverride>
-    <w:lvlOverride w:ilvl="3">
-      <w:startOverride w:val="16"/>
-    </w:lvlOverride>
-    <w:lvlOverride w:ilvl="4">
-      <w:startOverride w:val="16"/>
-    </w:lvlOverride>
-    <w:lvlOverride w:ilvl="5">
-      <w:startOverride w:val="16"/>
-    </w:lvlOverride>
-    <w:lvlOverride w:ilvl="6">
-      <w:startOverride w:val="16"/>
-    </w:lvlOverride>
-    <w:lvlOverride w:ilvl="7">
-      <w:startOverride w:val="16"/>
-    </w:lvlOverride>
-    <w:lvlOverride w:ilvl="8">
-      <w:startOverride w:val="16"/>
-    </w:lvlOverride>
-  </w:num>
-  <w:num w:numId="1003">
-    <w:abstractNumId w:val="994151"/>
-    <w:lvlOverride w:ilvl="0">
-      <w:startOverride w:val="51"/>
-    </w:lvlOverride>
-    <w:lvlOverride w:ilvl="1">
-      <w:startOverride w:val="51"/>
-    </w:lvlOverride>
-    <w:lvlOverride w:ilvl="2">
-      <w:startOverride w:val="51"/>
-    </w:lvlOverride>
-    <w:lvlOverride w:ilvl="3">
-      <w:startOverride w:val="51"/>
-    </w:lvlOverride>
-    <w:lvlOverride w:ilvl="4">
-      <w:startOverride w:val="51"/>
-    </w:lvlOverride>
-    <w:lvlOverride w:ilvl="5">
-      <w:startOverride w:val="51"/>
-    </w:lvlOverride>
-    <w:lvlOverride w:ilvl="6">
-      <w:startOverride w:val="51"/>
-    </w:lvlOverride>
-    <w:lvlOverride w:ilvl="7">
-      <w:startOverride w:val="51"/>
-    </w:lvlOverride>
-    <w:lvlOverride w:ilvl="8">
-      <w:startOverride w:val="51"/>
-    </w:lvlOverride>
-  </w:num>
-  <w:num w:numId="1004">
-    <w:abstractNumId w:val="994181"/>
-    <w:lvlOverride w:ilvl="0">
-      <w:startOverride w:val="81"/>
-    </w:lvlOverride>
-    <w:lvlOverride w:ilvl="1">
-      <w:startOverride w:val="81"/>
-    </w:lvlOverride>
-    <w:lvlOverride w:ilvl="2">
-      <w:startOverride w:val="81"/>
-    </w:lvlOverride>
-    <w:lvlOverride w:ilvl="3">
-      <w:startOverride w:val="81"/>
-    </w:lvlOverride>
-    <w:lvlOverride w:ilvl="4">
-      <w:startOverride w:val="81"/>
-    </w:lvlOverride>
-    <w:lvlOverride w:ilvl="5">
-      <w:startOverride w:val="81"/>
-    </w:lvlOverride>
-    <w:lvlOverride w:ilvl="6">
-      <w:startOverride w:val="81"/>
-    </w:lvlOverride>
-    <w:lvlOverride w:ilvl="7">
-      <w:startOverride w:val="81"/>
-    </w:lvlOverride>
-    <w:lvlOverride w:ilvl="8">
-      <w:startOverride w:val="81"/>
-    </w:lvlOverride>
-  </w:num>
-  <w:num w:numId="1005">
-    <w:abstractNumId w:val="9941106"/>
-    <w:lvlOverride w:ilvl="0">
-      <w:startOverride w:val="106"/>
-    </w:lvlOverride>
-    <w:lvlOverride w:ilvl="1">
-      <w:startOverride w:val="106"/>
-    </w:lvlOverride>
-    <w:lvlOverride w:ilvl="2">
-      <w:startOverride w:val="106"/>
-    </w:lvlOverride>
-    <w:lvlOverride w:ilvl="3">
-      <w:startOverride w:val="106"/>
-    </w:lvlOverride>
-    <w:lvlOverride w:ilvl="4">
-      <w:startOverride w:val="106"/>
-    </w:lvlOverride>
-    <w:lvlOverride w:ilvl="5">
-      <w:startOverride w:val="106"/>
-    </w:lvlOverride>
-    <w:lvlOverride w:ilvl="6">
-      <w:startOverride w:val="106"/>
-    </w:lvlOverride>
-    <w:lvlOverride w:ilvl="7">
-      <w:startOverride w:val="106"/>
-    </w:lvlOverride>
-    <w:lvlOverride w:ilvl="8">
-      <w:startOverride w:val="106"/>
-    </w:lvlOverride>
-  </w:num>
-  <w:num w:numId="1006">
     <w:abstractNumId w:val="99411"/>
     <w:lvlOverride w:ilvl="0">
       <w:startOverride w:val="1"/>
